--- a/lessons/8-2/downloads/8-2-notes-teacher.docx
+++ b/lessons/8-2/downloads/8-2-notes-teacher.docx
@@ -14,7 +14,7 @@
           <w:sz w:val="18"/>
           <w:szCs w:val="18"/>
         </w:rPr>
-        <w:t xml:space="preserve">UNIT 8  ·  LESSON 2      STANDARD 6.SP.3</w:t>
+        <w:t xml:space="preserve">UNIT 8  ·  LESSON 2      STANDARD 6.DS.4</w:t>
       </w:r>
     </w:p>
     <w:p>
@@ -2634,6 +2634,32 @@
     </w:p>
     <w:p>
       <w:pPr>
+        <w:pStyle w:val="Heading2"/>
+        <w:spacing w:after="80" w:before="180"/>
+      </w:pPr>
+      <w:r>
+        <w:rPr>
+          <w:b/>
+          <w:bCs/>
+          <w:color w:val="12355B"/>
+          <w:sz w:val="24"/>
+          <w:szCs w:val="24"/>
+        </w:rPr>
+        <w:t xml:space="preserve">Level 1 Support</w:t>
+      </w:r>
+      <w:r>
+        <w:rPr>
+          <w:i/>
+          <w:iCs/>
+          <w:color w:val="1FA6A2"/>
+          <w:sz w:val="19"/>
+          <w:szCs w:val="19"/>
+        </w:rPr>
+        <w:t xml:space="preserve">   extra scaffolding</w:t>
+      </w:r>
+    </w:p>
+    <w:p>
+      <w:pPr>
         <w:keepNext/>
         <w:spacing w:after="60" w:before="160"/>
       </w:pPr>
@@ -2894,6 +2920,32 @@
     </w:tbl>
     <w:p>
       <w:pPr>
+        <w:pStyle w:val="Heading2"/>
+        <w:spacing w:after="80" w:before="180"/>
+      </w:pPr>
+      <w:r>
+        <w:rPr>
+          <w:b/>
+          <w:bCs/>
+          <w:color w:val="12355B"/>
+          <w:sz w:val="24"/>
+          <w:szCs w:val="24"/>
+        </w:rPr>
+        <w:t xml:space="preserve">On Level</w:t>
+      </w:r>
+      <w:r>
+        <w:rPr>
+          <w:i/>
+          <w:iCs/>
+          <w:color w:val="12355B"/>
+          <w:sz w:val="19"/>
+          <w:szCs w:val="19"/>
+        </w:rPr>
+        <w:t xml:space="preserve">   grade-level practice</w:t>
+      </w:r>
+    </w:p>
+    <w:p>
+      <w:pPr>
         <w:keepNext/>
         <w:spacing w:after="60" w:before="160"/>
       </w:pPr>
@@ -3024,136 +3076,6 @@
     </w:tbl>
     <w:p>
       <w:pPr>
-        <w:keepNext/>
-        <w:spacing w:after="60" w:before="160"/>
-      </w:pPr>
-      <w:r>
-        <w:rPr>
-          <w:b/>
-          <w:bCs/>
-          <w:color w:val="12355B"/>
-          <w:sz w:val="22"/>
-          <w:szCs w:val="22"/>
-        </w:rPr>
-        <w:t xml:space="preserve">4.  </w:t>
-      </w:r>
-      <w:r>
-        <w:rPr>
-          <w:b/>
-          <w:bCs/>
-          <w:sz w:val="21"/>
-          <w:szCs w:val="21"/>
-        </w:rPr>
-        <w:t xml:space="preserve">A player scored 4, 8, 6, 10, and 2 points across five quarters. What is the MEAN number of points?</w:t>
-      </w:r>
-    </w:p>
-    <w:p>
-      <w:pPr>
-        <w:spacing w:after="40"/>
-        <w:ind w:left="420"/>
-      </w:pPr>
-      <w:r>
-        <w:rPr>
-          <w:sz w:val="20"/>
-          <w:szCs w:val="20"/>
-        </w:rPr>
-        <w:t xml:space="preserve">A)  6</w:t>
-      </w:r>
-    </w:p>
-    <w:p>
-      <w:pPr>
-        <w:spacing w:after="40"/>
-        <w:ind w:left="420"/>
-      </w:pPr>
-      <w:r>
-        <w:rPr>
-          <w:sz w:val="20"/>
-          <w:szCs w:val="20"/>
-        </w:rPr>
-        <w:t xml:space="preserve">B)  8</w:t>
-      </w:r>
-    </w:p>
-    <w:p>
-      <w:pPr>
-        <w:spacing w:after="40"/>
-        <w:ind w:left="420"/>
-      </w:pPr>
-      <w:r>
-        <w:rPr>
-          <w:sz w:val="20"/>
-          <w:szCs w:val="20"/>
-        </w:rPr>
-        <w:t xml:space="preserve">C)  30</w:t>
-      </w:r>
-    </w:p>
-    <w:p>
-      <w:pPr>
-        <w:spacing w:after="40"/>
-        <w:ind w:left="420"/>
-      </w:pPr>
-      <w:r>
-        <w:rPr>
-          <w:sz w:val="20"/>
-          <w:szCs w:val="20"/>
-        </w:rPr>
-        <w:t xml:space="preserve">D)  10</w:t>
-      </w:r>
-    </w:p>
-    <w:p>
-      <w:pPr>
-        <w:spacing w:after="20"/>
-      </w:pPr>
-      <w:r>
-        <w:t xml:space="preserve"/>
-      </w:r>
-    </w:p>
-    <w:tbl>
-      <w:tblPr>
-        <w:tblW w:type="pct" w:w="100%"/>
-        <w:tblBorders>
-          <w:top w:val="single" w:color="C7D2DD" w:sz="6"/>
-          <w:left w:val="single" w:color="C7D2DD" w:sz="6"/>
-          <w:bottom w:val="single" w:color="C7D2DD" w:sz="6"/>
-          <w:right w:val="single" w:color="C7D2DD" w:sz="6"/>
-          <w:insideH w:val="single" w:color="auto" w:sz="4"/>
-          <w:insideV w:val="single" w:color="auto" w:sz="4"/>
-        </w:tblBorders>
-      </w:tblPr>
-      <w:tblGrid>
-        <w:gridCol w:w="100"/>
-      </w:tblGrid>
-      <w:tr>
-        <w:tc>
-          <w:tcPr>
-            <w:shd w:fill="FBF3E2" w:color="auto" w:val="clear"/>
-            <w:tcMar>
-              <w:top w:type="dxa" w:w="60"/>
-              <w:left w:type="dxa" w:w="120"/>
-              <w:bottom w:type="dxa" w:w="60"/>
-              <w:right w:type="dxa" w:w="120"/>
-            </w:tcMar>
-          </w:tcPr>
-          <w:p>
-            <w:pPr>
-              <w:spacing w:after="0" w:line="320"/>
-            </w:pPr>
-            <w:r>
-              <w:t xml:space="preserve"/>
-            </w:r>
-          </w:p>
-          <w:p>
-            <w:pPr>
-              <w:spacing w:after="0" w:line="320"/>
-            </w:pPr>
-            <w:r>
-              <w:t xml:space="preserve"/>
-            </w:r>
-          </w:p>
-        </w:tc>
-      </w:tr>
-    </w:tbl>
-    <w:p>
-      <w:pPr>
         <w:pStyle w:val="Heading1"/>
         <w:pageBreakBefore/>
         <w:pBdr>
@@ -3522,23 +3444,17 @@
     </w:p>
     <w:p>
       <w:pPr>
-        <w:spacing w:after="80"/>
-      </w:pPr>
-      <w:r>
-        <w:rPr>
-          <w:b/>
-          <w:bCs/>
-          <w:sz w:val="21"/>
-          <w:szCs w:val="21"/>
-        </w:rPr>
-        <w:t xml:space="preserve">1.  </w:t>
-      </w:r>
-      <w:r>
-        <w:rPr>
-          <w:sz w:val="21"/>
-          <w:szCs w:val="21"/>
-        </w:rPr>
-        <w:t xml:space="preserve">A)  4</w:t>
+        <w:spacing w:after="100"/>
+      </w:pPr>
+      <w:r>
+        <w:rPr>
+          <w:b/>
+          <w:bCs/>
+          <w:color w:val="B97A12"/>
+          <w:sz w:val="20"/>
+          <w:szCs w:val="20"/>
+        </w:rPr>
+        <w:t xml:space="preserve">Watch for this mistake:  </w:t>
       </w:r>
       <w:r>
         <w:rPr>
@@ -3548,7 +3464,23 @@
           <w:sz w:val="19"/>
           <w:szCs w:val="19"/>
         </w:rPr>
-        <w:t xml:space="preserve">  — 4 appears three times — more than any other value. Mode = 4.</w:t>
+        <w:t xml:space="preserve">A common mistake in Mean, Median, and Mode is finding the median without ordering the data first — students pick the middle number straight from the list as given (for 9, 4, 7, 2, 6 they say the median is 7, the middle position in that original order) instead of sorting least to greatest (2, 4, 6, 7, 9) and finding the true middle value, 6. Before finalizing a median, always reorder the data smallest to largest, then count to the middle position — and if there is an even number of values, average the two middle numbers.</w:t>
+      </w:r>
+    </w:p>
+    <w:p>
+      <w:pPr>
+        <w:pStyle w:val="Heading2"/>
+        <w:spacing w:after="80" w:before="180"/>
+      </w:pPr>
+      <w:r>
+        <w:rPr>
+          <w:b/>
+          <w:bCs/>
+          <w:color w:val="12355B"/>
+          <w:sz w:val="24"/>
+          <w:szCs w:val="24"/>
+        </w:rPr>
+        <w:t xml:space="preserve">Level 1 Support</w:t>
       </w:r>
     </w:p>
     <w:p>
@@ -3562,14 +3494,14 @@
           <w:sz w:val="21"/>
           <w:szCs w:val="21"/>
         </w:rPr>
-        <w:t xml:space="preserve">2.  </w:t>
-      </w:r>
-      <w:r>
-        <w:rPr>
-          <w:sz w:val="21"/>
-          <w:szCs w:val="21"/>
-        </w:rPr>
-        <w:t xml:space="preserve">A)  10</w:t>
+        <w:t xml:space="preserve">1.  </w:t>
+      </w:r>
+      <w:r>
+        <w:rPr>
+          <w:sz w:val="21"/>
+          <w:szCs w:val="21"/>
+        </w:rPr>
+        <w:t xml:space="preserve">A)  4</w:t>
       </w:r>
       <w:r>
         <w:rPr>
@@ -3579,7 +3511,7 @@
           <w:sz w:val="19"/>
           <w:szCs w:val="19"/>
         </w:rPr>
-        <w:t xml:space="preserve">  — Sum = 6 + 8 + 10 + 12 + 14 = 50. Mean = 50 ÷ 5 = 10.</w:t>
+        <w:t xml:space="preserve">  — 4 appears three times — more than any other value. Mode = 4.</w:t>
       </w:r>
     </w:p>
     <w:p>
@@ -3593,14 +3525,14 @@
           <w:sz w:val="21"/>
           <w:szCs w:val="21"/>
         </w:rPr>
-        <w:t xml:space="preserve">3.  </w:t>
-      </w:r>
-      <w:r>
-        <w:rPr>
-          <w:sz w:val="21"/>
-          <w:szCs w:val="21"/>
-        </w:rPr>
-        <w:t xml:space="preserve">A)  7</w:t>
+        <w:t xml:space="preserve">2.  </w:t>
+      </w:r>
+      <w:r>
+        <w:rPr>
+          <w:sz w:val="21"/>
+          <w:szCs w:val="21"/>
+        </w:rPr>
+        <w:t xml:space="preserve">A)  10</w:t>
       </w:r>
       <w:r>
         <w:rPr>
@@ -3610,7 +3542,23 @@
           <w:sz w:val="19"/>
           <w:szCs w:val="19"/>
         </w:rPr>
-        <w:t xml:space="preserve">  — With 6 values, the median is the average of the 3rd and 4th values: (6 + 8) ÷ 2 = 7.</w:t>
+        <w:t xml:space="preserve">  — Sum = 6 + 8 + 10 + 12 + 14 = 50. Mean = 50 ÷ 5 = 10.</w:t>
+      </w:r>
+    </w:p>
+    <w:p>
+      <w:pPr>
+        <w:pStyle w:val="Heading2"/>
+        <w:spacing w:after="80" w:before="180"/>
+      </w:pPr>
+      <w:r>
+        <w:rPr>
+          <w:b/>
+          <w:bCs/>
+          <w:color w:val="12355B"/>
+          <w:sz w:val="24"/>
+          <w:szCs w:val="24"/>
+        </w:rPr>
+        <w:t xml:space="preserve">On Level</w:t>
       </w:r>
     </w:p>
     <w:p>
@@ -3624,14 +3572,14 @@
           <w:sz w:val="21"/>
           <w:szCs w:val="21"/>
         </w:rPr>
-        <w:t xml:space="preserve">4.  </w:t>
-      </w:r>
-      <w:r>
-        <w:rPr>
-          <w:sz w:val="21"/>
-          <w:szCs w:val="21"/>
-        </w:rPr>
-        <w:t xml:space="preserve">A)  6</w:t>
+        <w:t xml:space="preserve">3.  </w:t>
+      </w:r>
+      <w:r>
+        <w:rPr>
+          <w:sz w:val="21"/>
+          <w:szCs w:val="21"/>
+        </w:rPr>
+        <w:t xml:space="preserve">A)  7</w:t>
       </w:r>
       <w:r>
         <w:rPr>
@@ -3641,7 +3589,7 @@
           <w:sz w:val="19"/>
           <w:szCs w:val="19"/>
         </w:rPr>
-        <w:t xml:space="preserve">  — Add the points: 4 + 8 + 6 + 10 + 2 = 30. Divide by 5 quarters: 30 ÷ 5 = 6.</w:t>
+        <w:t xml:space="preserve">  — With 6 values, the median is the average of the 3rd and 4th values: (6 + 8) ÷ 2 = 7.</w:t>
       </w:r>
     </w:p>
     <w:p>

--- a/lessons/8-2/downloads/8-2-notes-teacher.docx
+++ b/lessons/8-2/downloads/8-2-notes-teacher.docx
@@ -1423,7 +1423,22 @@
           <w:sz w:val="30"/>
           <w:szCs w:val="30"/>
         </w:rPr>
-        <w:t xml:space="preserve">Worked Example</w:t>
+        <w:t xml:space="preserve">Write About the Math</w:t>
+      </w:r>
+    </w:p>
+    <w:p>
+      <w:pPr>
+        <w:spacing w:after="100"/>
+      </w:pPr>
+      <w:r>
+        <w:rPr>
+          <w:i/>
+          <w:iCs/>
+          <w:color w:val="5F6F80"/>
+          <w:sz w:val="19"/>
+          <w:szCs w:val="19"/>
+        </w:rPr>
+        <w:t xml:space="preserve">Use the support level you need. Every level answers the same math question.</w:t>
       </w:r>
     </w:p>
     <w:p>
@@ -1439,17 +1454,17 @@
           <w:sz w:val="24"/>
           <w:szCs w:val="24"/>
         </w:rPr>
-        <w:t xml:space="preserve">Watch &amp; Read</w:t>
+        <w:t xml:space="preserve">1. Understand the Question</w:t>
       </w:r>
       <w:r>
         <w:rPr>
           <w:i/>
           <w:iCs/>
-          <w:color w:val="1FA6A2"/>
-          <w:sz w:val="19"/>
-          <w:szCs w:val="19"/>
-        </w:rPr>
-        <w:t xml:space="preserve">   I Do — follow along with your teacher</w:t>
+          <w:color w:val="B97A12"/>
+          <w:sz w:val="19"/>
+          <w:szCs w:val="19"/>
+        </w:rPr>
+        <w:t xml:space="preserve">   compare</w:t>
       </w:r>
     </w:p>
     <w:tbl>
@@ -1484,25 +1499,360 @@
             </w:pPr>
             <w:r>
               <w:rPr>
+                <w:color w:val="1A2733"/>
+                <w:sz w:val="21"/>
+                <w:szCs w:val="21"/>
+              </w:rPr>
+              <w:t xml:space="preserve">After ordering the scores on the number line, how do you find the median, and how is it different from the mean you calculated?</w:t>
+            </w:r>
+          </w:p>
+          <w:p>
+            <w:pPr>
+              <w:spacing w:after="0"/>
+            </w:pPr>
+            <w:r>
+              <w:rPr>
                 <w:b/>
                 <w:bCs/>
                 <w:color w:val="12355B"/>
-                <w:sz w:val="22"/>
-                <w:szCs w:val="22"/>
+                <w:sz w:val="20"/>
+                <w:szCs w:val="20"/>
               </w:rPr>
-              <w:t xml:space="preserve">Game Day Stats</w:t>
-            </w:r>
-          </w:p>
-          <w:p>
-            <w:pPr>
-              <w:spacing w:after="0"/>
-            </w:pPr>
+              <w:t xml:space="preserve">Your job:  </w:t>
+            </w:r>
             <w:r>
               <w:rPr>
+                <w:sz w:val="20"/>
+                <w:szCs w:val="20"/>
+              </w:rPr>
+              <w:t xml:space="preserve">Answer the question. Use math evidence. Explain how the evidence proves your answer.</w:t>
+            </w:r>
+            <w:r>
+              <w:rPr>
+                <w:i/>
+                <w:iCs/>
+                <w:color w:val="5F6F80"/>
+                <w:sz w:val="18"/>
+                <w:szCs w:val="18"/>
+              </w:rPr>
+              <w:br/>
+              <w:t xml:space="preserve">Responde la pregunta. Usa evidencia matemática. Explica cómo la evidencia demuestra tu respuesta.</w:t>
+            </w:r>
+          </w:p>
+        </w:tc>
+      </w:tr>
+    </w:tbl>
+    <w:p>
+      <w:pPr>
+        <w:pStyle w:val="Heading2"/>
+        <w:spacing w:after="80" w:before="180"/>
+      </w:pPr>
+      <w:r>
+        <w:rPr>
+          <w:b/>
+          <w:bCs/>
+          <w:color w:val="12355B"/>
+          <w:sz w:val="24"/>
+          <w:szCs w:val="24"/>
+        </w:rPr>
+        <w:t xml:space="preserve">2. Plan Your Math Words</w:t>
+      </w:r>
+      <w:r>
+        <w:rPr>
+          <w:i/>
+          <w:iCs/>
+          <w:color w:val="1FA6A2"/>
+          <w:sz w:val="19"/>
+          <w:szCs w:val="19"/>
+        </w:rPr>
+        <w:t xml:space="preserve">   check at least two</w:t>
+      </w:r>
+    </w:p>
+    <w:p>
+      <w:pPr>
+        <w:spacing w:after="60"/>
+      </w:pPr>
+      <w:r>
+        <w:rPr>
+          <w:b/>
+          <w:bCs/>
+          <w:color w:val="1FA6A2"/>
+          <w:sz w:val="22"/>
+          <w:szCs w:val="22"/>
+        </w:rPr>
+        <w:t xml:space="preserve">☐  </w:t>
+      </w:r>
+      <w:r>
+        <w:rPr>
+          <w:b/>
+          <w:bCs/>
+          <w:color w:val="12355B"/>
+          <w:sz w:val="20"/>
+          <w:szCs w:val="20"/>
+        </w:rPr>
+        <w:t xml:space="preserve">Mean — </w:t>
+      </w:r>
+      <w:r>
+        <w:rPr>
+          <w:sz w:val="20"/>
+          <w:szCs w:val="20"/>
+        </w:rPr>
+        <w:t xml:space="preserve">The average. Add all the numbers, then divide by how many there are.</w:t>
+      </w:r>
+      <w:r>
+        <w:rPr>
+          <w:i/>
+          <w:iCs/>
+          <w:color w:val="5F6F80"/>
+          <w:sz w:val="18"/>
+          <w:szCs w:val="18"/>
+        </w:rPr>
+        <w:br/>
+        <w:t xml:space="preserve">Media — El promedio. Suma todos los números y divide entre cuántos hay.</w:t>
+      </w:r>
+    </w:p>
+    <w:p>
+      <w:pPr>
+        <w:spacing w:after="60"/>
+      </w:pPr>
+      <w:r>
+        <w:rPr>
+          <w:b/>
+          <w:bCs/>
+          <w:color w:val="1FA6A2"/>
+          <w:sz w:val="22"/>
+          <w:szCs w:val="22"/>
+        </w:rPr>
+        <w:t xml:space="preserve">☐  </w:t>
+      </w:r>
+      <w:r>
+        <w:rPr>
+          <w:b/>
+          <w:bCs/>
+          <w:color w:val="12355B"/>
+          <w:sz w:val="20"/>
+          <w:szCs w:val="20"/>
+        </w:rPr>
+        <w:t xml:space="preserve">Median — </w:t>
+      </w:r>
+      <w:r>
+        <w:rPr>
+          <w:sz w:val="20"/>
+          <w:szCs w:val="20"/>
+        </w:rPr>
+        <w:t xml:space="preserve">The middle number when you put them in order.</w:t>
+      </w:r>
+      <w:r>
+        <w:rPr>
+          <w:i/>
+          <w:iCs/>
+          <w:color w:val="5F6F80"/>
+          <w:sz w:val="18"/>
+          <w:szCs w:val="18"/>
+        </w:rPr>
+        <w:br/>
+        <w:t xml:space="preserve">Mediana — El número del medio cuando los pones en orden.</w:t>
+      </w:r>
+    </w:p>
+    <w:p>
+      <w:pPr>
+        <w:spacing w:after="60"/>
+      </w:pPr>
+      <w:r>
+        <w:rPr>
+          <w:b/>
+          <w:bCs/>
+          <w:color w:val="1FA6A2"/>
+          <w:sz w:val="22"/>
+          <w:szCs w:val="22"/>
+        </w:rPr>
+        <w:t xml:space="preserve">☐  </w:t>
+      </w:r>
+      <w:r>
+        <w:rPr>
+          <w:b/>
+          <w:bCs/>
+          <w:color w:val="12355B"/>
+          <w:sz w:val="20"/>
+          <w:szCs w:val="20"/>
+        </w:rPr>
+        <w:t xml:space="preserve">Mode — </w:t>
+      </w:r>
+      <w:r>
+        <w:rPr>
+          <w:sz w:val="20"/>
+          <w:szCs w:val="20"/>
+        </w:rPr>
+        <w:t xml:space="preserve">The number that shows up most often.</w:t>
+      </w:r>
+      <w:r>
+        <w:rPr>
+          <w:i/>
+          <w:iCs/>
+          <w:color w:val="5F6F80"/>
+          <w:sz w:val="18"/>
+          <w:szCs w:val="18"/>
+        </w:rPr>
+        <w:br/>
+        <w:t xml:space="preserve">Moda — El número que aparece más veces.</w:t>
+      </w:r>
+    </w:p>
+    <w:p>
+      <w:pPr>
+        <w:spacing w:after="60"/>
+      </w:pPr>
+      <w:r>
+        <w:rPr>
+          <w:b/>
+          <w:bCs/>
+          <w:color w:val="1FA6A2"/>
+          <w:sz w:val="22"/>
+          <w:szCs w:val="22"/>
+        </w:rPr>
+        <w:t xml:space="preserve">☐  </w:t>
+      </w:r>
+      <w:r>
+        <w:rPr>
+          <w:b/>
+          <w:bCs/>
+          <w:color w:val="12355B"/>
+          <w:sz w:val="20"/>
+          <w:szCs w:val="20"/>
+        </w:rPr>
+        <w:t xml:space="preserve">Outlier — </w:t>
+      </w:r>
+      <w:r>
+        <w:rPr>
+          <w:sz w:val="20"/>
+          <w:szCs w:val="20"/>
+        </w:rPr>
+        <w:t xml:space="preserve">A number that is much bigger or smaller than the rest.</w:t>
+      </w:r>
+      <w:r>
+        <w:rPr>
+          <w:i/>
+          <w:iCs/>
+          <w:color w:val="5F6F80"/>
+          <w:sz w:val="18"/>
+          <w:szCs w:val="18"/>
+        </w:rPr>
+        <w:br/>
+        <w:t xml:space="preserve">Valor atípico — Un número mucho mayor o menor que los demás.</w:t>
+      </w:r>
+    </w:p>
+    <w:p>
+      <w:pPr>
+        <w:spacing w:after="60"/>
+      </w:pPr>
+      <w:r>
+        <w:rPr>
+          <w:b/>
+          <w:bCs/>
+          <w:color w:val="1FA6A2"/>
+          <w:sz w:val="22"/>
+          <w:szCs w:val="22"/>
+        </w:rPr>
+        <w:t xml:space="preserve">☐  </w:t>
+      </w:r>
+      <w:r>
+        <w:rPr>
+          <w:b/>
+          <w:bCs/>
+          <w:color w:val="12355B"/>
+          <w:sz w:val="20"/>
+          <w:szCs w:val="20"/>
+        </w:rPr>
+        <w:t xml:space="preserve">Data distribution — </w:t>
+      </w:r>
+      <w:r>
+        <w:rPr>
+          <w:sz w:val="20"/>
+          <w:szCs w:val="20"/>
+        </w:rPr>
+        <w:t xml:space="preserve">How the data looks: where it sits and how spread out it is.</w:t>
+      </w:r>
+      <w:r>
+        <w:rPr>
+          <w:i/>
+          <w:iCs/>
+          <w:color w:val="5F6F80"/>
+          <w:sz w:val="18"/>
+          <w:szCs w:val="18"/>
+        </w:rPr>
+        <w:br/>
+        <w:t xml:space="preserve">Distribución de datos — Cómo se ven los datos: dónde están y qué tan separados están.</w:t>
+      </w:r>
+    </w:p>
+    <w:tbl>
+      <w:tblPr>
+        <w:tblW w:type="pct" w:w="100%"/>
+        <w:tblBorders>
+          <w:top w:val="single" w:color="1FA6A2" w:sz="8"/>
+          <w:left w:val="single" w:color="1FA6A2" w:sz="8"/>
+          <w:bottom w:val="single" w:color="1FA6A2" w:sz="8"/>
+          <w:right w:val="single" w:color="1FA6A2" w:sz="8"/>
+          <w:insideH w:val="single" w:color="auto" w:sz="4"/>
+          <w:insideV w:val="single" w:color="auto" w:sz="4"/>
+        </w:tblBorders>
+      </w:tblPr>
+      <w:tblGrid>
+        <w:gridCol w:w="100"/>
+      </w:tblGrid>
+      <w:tr>
+        <w:tc>
+          <w:tcPr>
+            <w:shd w:fill="F7FFFD" w:color="auto" w:val="clear"/>
+            <w:tcMar>
+              <w:top w:type="dxa" w:w="120"/>
+              <w:left w:type="dxa" w:w="180"/>
+              <w:bottom w:type="dxa" w:w="120"/>
+              <w:right w:type="dxa" w:w="180"/>
+            </w:tcMar>
+          </w:tcPr>
+          <w:p>
+            <w:pPr>
+              <w:spacing w:after="50"/>
+            </w:pPr>
+            <w:r>
+              <w:rPr>
+                <w:b/>
+                <w:bCs/>
+                <w:color w:val="1FA6A2"/>
+                <w:sz w:val="20"/>
+                <w:szCs w:val="20"/>
+              </w:rPr>
+              <w:t xml:space="preserve">Say it first:  </w:t>
+            </w:r>
+            <w:r>
+              <w:rPr>
+                <w:sz w:val="20"/>
+                <w:szCs w:val="20"/>
+              </w:rPr>
+              <w:t xml:space="preserve">Say your idea to a partner or quietly to yourself before you write.</w:t>
+            </w:r>
+          </w:p>
+          <w:p>
+            <w:pPr>
+              <w:spacing w:after="60"/>
+            </w:pPr>
+            <w:r>
+              <w:rPr>
+                <w:color w:val="1A2733"/>
                 <w:sz w:val="21"/>
                 <w:szCs w:val="21"/>
               </w:rPr>
-              <w:t xml:space="preserve">You're the stats analyst for the school basketball team. Coach needs a report on the team's scoring: in the last 7 games they scored 42, 38, 55, 41, 38, 44, and 40 points. Which average best represents the team's typical performance?</w:t>
+              <w:t xml:space="preserve">To find the median, I first ___ the scores, then pick the ___.</w:t>
+            </w:r>
+            <w:r>
+              <w:rPr>
+                <w:i/>
+                <w:iCs/>
+                <w:color w:val="5F6F80"/>
+                <w:sz w:val="19"/>
+                <w:szCs w:val="19"/>
+              </w:rPr>
+              <w:br/>
+              <w:t xml:space="preserve">Para hallar la mediana, primero ___ los puntajes y luego elijo el ___.</w:t>
             </w:r>
           </w:p>
         </w:tc>
@@ -1510,94 +1860,6 @@
     </w:tbl>
     <w:p>
       <w:pPr>
-        <w:spacing w:after="80"/>
-      </w:pPr>
-      <w:r>
-        <w:t xml:space="preserve"/>
-      </w:r>
-    </w:p>
-    <w:p>
-      <w:pPr>
-        <w:spacing w:after="50" w:before="60"/>
-      </w:pPr>
-      <w:r>
-        <w:rPr>
-          <w:b/>
-          <w:bCs/>
-          <w:color w:val="12355B"/>
-          <w:sz w:val="21"/>
-          <w:szCs w:val="21"/>
-        </w:rPr>
-        <w:t xml:space="preserve">Think about:</w:t>
-      </w:r>
-    </w:p>
-    <w:p>
-      <w:pPr>
-        <w:spacing w:after="40"/>
-        <w:ind w:left="300"/>
-      </w:pPr>
-      <w:r>
-        <w:rPr>
-          <w:sz w:val="20"/>
-          <w:szCs w:val="20"/>
-        </w:rPr>
-        <w:t xml:space="preserve">•  What are the highest and lowest scores?</w:t>
-      </w:r>
-    </w:p>
-    <w:p>
-      <w:pPr>
-        <w:spacing w:after="40"/>
-        <w:ind w:left="300"/>
-      </w:pPr>
-      <w:r>
-        <w:rPr>
-          <w:sz w:val="20"/>
-          <w:szCs w:val="20"/>
-        </w:rPr>
-        <w:t xml:space="preserve">•  Do any scores repeat?</w:t>
-      </w:r>
-    </w:p>
-    <w:p>
-      <w:pPr>
-        <w:spacing w:after="40"/>
-        <w:ind w:left="300"/>
-      </w:pPr>
-      <w:r>
-        <w:rPr>
-          <w:sz w:val="20"/>
-          <w:szCs w:val="20"/>
-        </w:rPr>
-        <w:t xml:space="preserve">•  Which score seems like a typical game for this team?</w:t>
-      </w:r>
-    </w:p>
-    <w:p>
-      <w:pPr>
-        <w:spacing w:after="40"/>
-        <w:ind w:left="300"/>
-      </w:pPr>
-      <w:r>
-        <w:rPr>
-          <w:sz w:val="20"/>
-          <w:szCs w:val="20"/>
-        </w:rPr>
-        <w:t xml:space="preserve">•  Will the mean and median be the same number?</w:t>
-      </w:r>
-    </w:p>
-    <w:p>
-      <w:pPr>
-        <w:spacing w:after="40"/>
-        <w:ind w:left="300"/>
-      </w:pPr>
-      <w:r>
-        <w:rPr>
-          <w:sz w:val="20"/>
-          <w:szCs w:val="20"/>
-        </w:rPr>
-        <w:t xml:space="preserve">•  How does the 55-point game affect the average?</w:t>
-      </w:r>
-    </w:p>
-    <w:p>
-      <w:pPr>
         <w:pStyle w:val="Heading2"/>
         <w:spacing w:after="80" w:before="180"/>
       </w:pPr>
@@ -1609,370 +1871,17 @@
           <w:sz w:val="24"/>
           <w:szCs w:val="24"/>
         </w:rPr>
-        <w:t xml:space="preserve">Solved Example</w:t>
+        <w:t xml:space="preserve">3. Build Your Explanation</w:t>
       </w:r>
       <w:r>
         <w:rPr>
           <w:i/>
           <w:iCs/>
-          <w:color w:val="1FA6A2"/>
-          <w:sz w:val="19"/>
-          <w:szCs w:val="19"/>
-        </w:rPr>
-        <w:t xml:space="preserve">   I Do — watch each step</w:t>
-      </w:r>
-    </w:p>
-    <w:p>
-      <w:pPr>
-        <w:keepNext/>
-        <w:spacing w:after="40"/>
-      </w:pPr>
-      <w:r>
-        <w:rPr>
-          <w:b/>
-          <w:bCs/>
-          <w:color w:val="12355B"/>
-          <w:sz w:val="21"/>
-          <w:szCs w:val="21"/>
-        </w:rPr>
-        <w:t xml:space="preserve">Problem:  </w:t>
-      </w:r>
-      <w:r>
-        <w:rPr>
-          <w:sz w:val="21"/>
-          <w:szCs w:val="21"/>
-        </w:rPr>
-        <w:t xml:space="preserve">Find the mean of: 10, 14, 8, 12, 16</w:t>
-      </w:r>
-    </w:p>
-    <w:p>
-      <w:pPr>
-        <w:spacing w:after="30"/>
-        <w:ind w:left="420"/>
-      </w:pPr>
-      <w:r>
-        <w:rPr>
-          <w:sz w:val="20"/>
-          <w:szCs w:val="20"/>
-        </w:rPr>
-        <w:t xml:space="preserve">A)  12</w:t>
-      </w:r>
-    </w:p>
-    <w:p>
-      <w:pPr>
-        <w:spacing w:after="30"/>
-        <w:ind w:left="420"/>
-      </w:pPr>
-      <w:r>
-        <w:rPr>
-          <w:sz w:val="20"/>
-          <w:szCs w:val="20"/>
-        </w:rPr>
-        <w:t xml:space="preserve">B)  14</w:t>
-      </w:r>
-    </w:p>
-    <w:p>
-      <w:pPr>
-        <w:spacing w:after="30"/>
-        <w:ind w:left="420"/>
-      </w:pPr>
-      <w:r>
-        <w:rPr>
-          <w:sz w:val="20"/>
-          <w:szCs w:val="20"/>
-        </w:rPr>
-        <w:t xml:space="preserve">C)  10</w:t>
-      </w:r>
-    </w:p>
-    <w:p>
-      <w:pPr>
-        <w:spacing w:after="30"/>
-        <w:ind w:left="420"/>
-      </w:pPr>
-      <w:r>
-        <w:rPr>
-          <w:sz w:val="20"/>
-          <w:szCs w:val="20"/>
-        </w:rPr>
-        <w:t xml:space="preserve">D)  60</w:t>
-      </w:r>
-    </w:p>
-    <w:p>
-      <w:pPr>
-        <w:spacing w:after="20" w:before="50"/>
-      </w:pPr>
-      <w:r>
-        <w:rPr>
-          <w:b/>
-          <w:bCs/>
-          <w:color w:val="1FA6A2"/>
-          <w:sz w:val="21"/>
-          <w:szCs w:val="21"/>
-        </w:rPr>
-        <w:t xml:space="preserve">Step 1:  </w:t>
-      </w:r>
-      <w:r>
-        <w:rPr>
-          <w:sz w:val="21"/>
-          <w:szCs w:val="21"/>
-        </w:rPr>
-        <w:t xml:space="preserve">Sum = 10 + 14 + 8 + 12 + 16 = 60.</w:t>
-      </w:r>
-    </w:p>
-    <w:p>
-      <w:pPr>
-        <w:spacing w:after="20" w:before="50"/>
-      </w:pPr>
-      <w:r>
-        <w:rPr>
-          <w:b/>
-          <w:bCs/>
-          <w:color w:val="1FA6A2"/>
-          <w:sz w:val="21"/>
-          <w:szCs w:val="21"/>
-        </w:rPr>
-        <w:t xml:space="preserve">Step 2:  </w:t>
-      </w:r>
-      <w:r>
-        <w:rPr>
-          <w:sz w:val="21"/>
-          <w:szCs w:val="21"/>
-        </w:rPr>
-        <w:t xml:space="preserve">Mean = 60 ÷ 5 = 12.</w:t>
-      </w:r>
-    </w:p>
-    <w:p>
-      <w:pPr>
-        <w:spacing w:after="40" w:before="60"/>
-      </w:pPr>
-      <w:r>
-        <w:rPr>
-          <w:b/>
-          <w:bCs/>
-          <w:color w:val="12355B"/>
-          <w:sz w:val="21"/>
-          <w:szCs w:val="21"/>
-        </w:rPr>
-        <w:t xml:space="preserve">Answer:  </w:t>
-      </w:r>
-      <w:r>
-        <w:rPr>
-          <w:b/>
-          <w:bCs/>
-          <w:sz w:val="21"/>
-          <w:szCs w:val="21"/>
-        </w:rPr>
-        <w:t xml:space="preserve">A. 12</w:t>
-      </w:r>
-    </w:p>
-    <w:p>
-      <w:pPr>
-        <w:pStyle w:val="Heading1"/>
-        <w:pageBreakBefore/>
-        <w:pBdr>
-          <w:bottom w:val="single" w:color="1FA6A2" w:sz="14" w:space="6"/>
-        </w:pBdr>
-        <w:spacing w:after="140" w:before="0"/>
-      </w:pPr>
-      <w:r>
-        <w:rPr>
-          <w:b/>
-          <w:bCs/>
-          <w:color w:val="12355B"/>
-          <w:sz w:val="30"/>
-          <w:szCs w:val="30"/>
-        </w:rPr>
-        <w:t xml:space="preserve">Guided Practice</w:t>
-      </w:r>
-    </w:p>
-    <w:p>
-      <w:pPr>
-        <w:pStyle w:val="Heading2"/>
-        <w:spacing w:after="80" w:before="180"/>
-      </w:pPr>
-      <w:r>
-        <w:rPr>
-          <w:b/>
-          <w:bCs/>
-          <w:color w:val="12355B"/>
-          <w:sz w:val="24"/>
-          <w:szCs w:val="24"/>
-        </w:rPr>
-        <w:t xml:space="preserve">Solve Together</w:t>
-      </w:r>
-      <w:r>
-        <w:rPr>
-          <w:i/>
-          <w:iCs/>
-          <w:color w:val="6B4FA0"/>
-          <w:sz w:val="19"/>
-          <w:szCs w:val="19"/>
-        </w:rPr>
-        <w:t xml:space="preserve">   We Do — work with your class</w:t>
-      </w:r>
-    </w:p>
-    <w:p>
-      <w:pPr>
-        <w:keepNext/>
-        <w:spacing w:after="40" w:before="40"/>
-      </w:pPr>
-      <w:r>
-        <w:rPr>
-          <w:b/>
-          <w:bCs/>
-          <w:color w:val="12355B"/>
-          <w:sz w:val="21"/>
-          <w:szCs w:val="21"/>
-        </w:rPr>
-        <w:t xml:space="preserve">Problem:  </w:t>
-      </w:r>
-      <w:r>
-        <w:rPr>
-          <w:sz w:val="21"/>
-          <w:szCs w:val="21"/>
-        </w:rPr>
-        <w:t xml:space="preserve">Find the median of: 3, 7, 2, 9, 5</w:t>
-      </w:r>
-    </w:p>
-    <w:p>
-      <w:pPr>
-        <w:spacing w:after="30"/>
-        <w:ind w:left="420"/>
-      </w:pPr>
-      <w:r>
-        <w:rPr>
-          <w:sz w:val="20"/>
-          <w:szCs w:val="20"/>
-        </w:rPr>
-        <w:t xml:space="preserve">A)  5</w:t>
-      </w:r>
-    </w:p>
-    <w:p>
-      <w:pPr>
-        <w:spacing w:after="30"/>
-        <w:ind w:left="420"/>
-      </w:pPr>
-      <w:r>
-        <w:rPr>
-          <w:sz w:val="20"/>
-          <w:szCs w:val="20"/>
-        </w:rPr>
-        <w:t xml:space="preserve">B)  3</w:t>
-      </w:r>
-    </w:p>
-    <w:p>
-      <w:pPr>
-        <w:spacing w:after="30"/>
-        <w:ind w:left="420"/>
-      </w:pPr>
-      <w:r>
-        <w:rPr>
-          <w:sz w:val="20"/>
-          <w:szCs w:val="20"/>
-        </w:rPr>
-        <w:t xml:space="preserve">C)  7</w:t>
-      </w:r>
-    </w:p>
-    <w:p>
-      <w:pPr>
-        <w:spacing w:after="30"/>
-        <w:ind w:left="420"/>
-      </w:pPr>
-      <w:r>
-        <w:rPr>
-          <w:sz w:val="20"/>
-          <w:szCs w:val="20"/>
-        </w:rPr>
-        <w:t xml:space="preserve">D)  5.2</w:t>
-      </w:r>
-    </w:p>
-    <w:p>
-      <w:pPr>
-        <w:keepNext/>
-        <w:spacing w:after="0" w:before="50"/>
-      </w:pPr>
-      <w:r>
-        <w:rPr>
-          <w:b/>
-          <w:bCs/>
-          <w:color w:val="6B4FA0"/>
-          <w:sz w:val="21"/>
-          <w:szCs w:val="21"/>
-        </w:rPr>
-        <w:t xml:space="preserve">Step 1:</w:t>
-      </w:r>
-    </w:p>
-    <w:p>
-      <w:pPr>
-        <w:pBdr>
-          <w:bottom w:val="single" w:color="AFBECC" w:sz="6"/>
-        </w:pBdr>
-        <w:spacing w:after="30" w:before="150"/>
-      </w:pPr>
-      <w:r>
-        <w:t xml:space="preserve"/>
-      </w:r>
-    </w:p>
-    <w:p>
-      <w:pPr>
-        <w:keepNext/>
-        <w:spacing w:after="0" w:before="50"/>
-      </w:pPr>
-      <w:r>
-        <w:rPr>
-          <w:b/>
-          <w:bCs/>
-          <w:color w:val="6B4FA0"/>
-          <w:sz w:val="21"/>
-          <w:szCs w:val="21"/>
-        </w:rPr>
-        <w:t xml:space="preserve">Step 2:</w:t>
-      </w:r>
-    </w:p>
-    <w:p>
-      <w:pPr>
-        <w:pBdr>
-          <w:bottom w:val="single" w:color="AFBECC" w:sz="6"/>
-        </w:pBdr>
-        <w:spacing w:after="30" w:before="150"/>
-      </w:pPr>
-      <w:r>
-        <w:t xml:space="preserve"/>
-      </w:r>
-    </w:p>
-    <w:p>
-      <w:pPr>
-        <w:keepNext/>
-        <w:spacing w:after="0" w:before="60"/>
-      </w:pPr>
-      <w:r>
-        <w:rPr>
-          <w:b/>
-          <w:bCs/>
-          <w:color w:val="12355B"/>
-          <w:sz w:val="21"/>
-          <w:szCs w:val="21"/>
-        </w:rPr>
-        <w:t xml:space="preserve">Answer:</w:t>
-      </w:r>
-    </w:p>
-    <w:p>
-      <w:pPr>
-        <w:pBdr>
-          <w:bottom w:val="single" w:color="AFBECC" w:sz="6"/>
-        </w:pBdr>
-        <w:spacing w:after="30" w:before="150"/>
-      </w:pPr>
-      <w:r>
-        <w:t xml:space="preserve"/>
-      </w:r>
-    </w:p>
-    <w:p>
-      <w:pPr>
-        <w:spacing w:after="80"/>
-      </w:pPr>
-      <w:r>
-        <w:t xml:space="preserve"/>
+          <w:color w:val="B97A12"/>
+          <w:sz w:val="19"/>
+          <w:szCs w:val="19"/>
+        </w:rPr>
+        <w:t xml:space="preserve">   choose your support</w:t>
       </w:r>
     </w:p>
     <w:tbl>
@@ -2003,6 +1912,1393 @@
           </w:tcPr>
           <w:p>
             <w:pPr>
+              <w:spacing w:after="50"/>
+            </w:pPr>
+            <w:r>
+              <w:rPr>
+                <w:i/>
+                <w:iCs/>
+                <w:color w:val="5F6F80"/>
+                <w:sz w:val="19"/>
+                <w:szCs w:val="19"/>
+              </w:rPr>
+              <w:t xml:space="preserve">This model shows the parts of an explanation. It does not answer your writing question.</w:t>
+            </w:r>
+          </w:p>
+          <w:p>
+            <w:pPr>
+              <w:spacing w:after="80"/>
+            </w:pPr>
+            <w:r>
+              <w:rPr>
+                <w:b/>
+                <w:bCs/>
+                <w:color w:val="12355B"/>
+                <w:sz w:val="19"/>
+                <w:szCs w:val="19"/>
+              </w:rPr>
+              <w:t xml:space="preserve">Claim:  </w:t>
+            </w:r>
+            <w:r>
+              <w:rPr>
+                <w:sz w:val="19"/>
+                <w:szCs w:val="19"/>
+              </w:rPr>
+              <w:t xml:space="preserve">Mean, median, and mode each describe the center of the data in a different way.</w:t>
+            </w:r>
+          </w:p>
+          <w:p>
+            <w:pPr>
+              <w:spacing w:after="80"/>
+            </w:pPr>
+            <w:r>
+              <w:rPr>
+                <w:b/>
+                <w:bCs/>
+                <w:color w:val="12355B"/>
+                <w:sz w:val="19"/>
+                <w:szCs w:val="19"/>
+              </w:rPr>
+              <w:t xml:space="preserve">Evidence:  </w:t>
+            </w:r>
+            <w:r>
+              <w:rPr>
+                <w:sz w:val="19"/>
+                <w:szCs w:val="19"/>
+              </w:rPr>
+              <w:t xml:space="preserve">Students distinguish the three measures and justify a choice, noting the mode (38) is the most repeated and the mean/median sit near the center.</w:t>
+            </w:r>
+          </w:p>
+          <w:p>
+            <w:pPr>
+              <w:spacing w:after="80"/>
+            </w:pPr>
+            <w:r>
+              <w:rPr>
+                <w:b/>
+                <w:bCs/>
+                <w:color w:val="12355B"/>
+                <w:sz w:val="19"/>
+                <w:szCs w:val="19"/>
+              </w:rPr>
+              <w:t xml:space="preserve">Reasoning:  </w:t>
+            </w:r>
+            <w:r>
+              <w:rPr>
+                <w:sz w:val="19"/>
+                <w:szCs w:val="19"/>
+              </w:rPr>
+              <w:t xml:space="preserve">This evidence connects the definition of mean to the mathematical claim.</w:t>
+            </w:r>
+          </w:p>
+        </w:tc>
+      </w:tr>
+    </w:tbl>
+    <w:p>
+      <w:pPr>
+        <w:pStyle w:val="Heading2"/>
+        <w:spacing w:after="80" w:before="180"/>
+      </w:pPr>
+      <w:r>
+        <w:rPr>
+          <w:b/>
+          <w:bCs/>
+          <w:color w:val="12355B"/>
+          <w:sz w:val="24"/>
+          <w:szCs w:val="24"/>
+        </w:rPr>
+        <w:t xml:space="preserve">Start</w:t>
+      </w:r>
+      <w:r>
+        <w:rPr>
+          <w:i/>
+          <w:iCs/>
+          <w:color w:val="1FA6A2"/>
+          <w:sz w:val="19"/>
+          <w:szCs w:val="19"/>
+        </w:rPr>
+        <w:t xml:space="preserve">   Most language support</w:t>
+      </w:r>
+    </w:p>
+    <w:p>
+      <w:pPr>
+        <w:spacing w:after="60"/>
+      </w:pPr>
+      <w:r>
+        <w:rPr>
+          <w:color w:val="1A2733"/>
+          <w:sz w:val="21"/>
+          <w:szCs w:val="21"/>
+        </w:rPr>
+        <w:t xml:space="preserve">Complete the frames. Use the word bank.</w:t>
+      </w:r>
+      <w:r>
+        <w:rPr>
+          <w:i/>
+          <w:iCs/>
+          <w:color w:val="5F6F80"/>
+          <w:sz w:val="19"/>
+          <w:szCs w:val="19"/>
+        </w:rPr>
+        <w:br/>
+        <w:t xml:space="preserve">Completa las oraciones. Usa el banco de palabras.</w:t>
+      </w:r>
+    </w:p>
+    <w:p>
+      <w:pPr>
+        <w:spacing w:after="60"/>
+      </w:pPr>
+      <w:r>
+        <w:rPr>
+          <w:color w:val="1A2733"/>
+          <w:sz w:val="21"/>
+          <w:szCs w:val="21"/>
+        </w:rPr>
+        <w:t xml:space="preserve">To find the median, I first ___ the scores, then pick the ___.</w:t>
+      </w:r>
+      <w:r>
+        <w:rPr>
+          <w:i/>
+          <w:iCs/>
+          <w:color w:val="5F6F80"/>
+          <w:sz w:val="19"/>
+          <w:szCs w:val="19"/>
+        </w:rPr>
+        <w:br/>
+        <w:t xml:space="preserve">Para hallar la mediana, primero ___ los puntajes y luego elijo el ___.</w:t>
+      </w:r>
+    </w:p>
+    <w:p>
+      <w:pPr>
+        <w:spacing w:after="60"/>
+      </w:pPr>
+      <w:r>
+        <w:rPr>
+          <w:color w:val="1A2733"/>
+          <w:sz w:val="21"/>
+          <w:szCs w:val="21"/>
+        </w:rPr>
+        <w:t xml:space="preserve">The mean is different because I have to ___ and ___.</w:t>
+      </w:r>
+      <w:r>
+        <w:rPr>
+          <w:i/>
+          <w:iCs/>
+          <w:color w:val="5F6F80"/>
+          <w:sz w:val="19"/>
+          <w:szCs w:val="19"/>
+        </w:rPr>
+        <w:br/>
+        <w:t xml:space="preserve">La media es diferente porque tengo que ___ y ___.</w:t>
+      </w:r>
+    </w:p>
+    <w:tbl>
+      <w:tblPr>
+        <w:tblW w:type="pct" w:w="100%"/>
+        <w:tblBorders>
+          <w:top w:val="single" w:color="C7D2DD" w:sz="6"/>
+          <w:left w:val="single" w:color="C7D2DD" w:sz="6"/>
+          <w:bottom w:val="single" w:color="C7D2DD" w:sz="6"/>
+          <w:right w:val="single" w:color="C7D2DD" w:sz="6"/>
+          <w:insideH w:val="single" w:color="auto" w:sz="4"/>
+          <w:insideV w:val="single" w:color="auto" w:sz="4"/>
+        </w:tblBorders>
+      </w:tblPr>
+      <w:tblGrid>
+        <w:gridCol w:w="100"/>
+      </w:tblGrid>
+      <w:tr>
+        <w:tc>
+          <w:tcPr>
+            <w:shd w:fill="FBF3E2" w:color="auto" w:val="clear"/>
+            <w:tcMar>
+              <w:top w:type="dxa" w:w="60"/>
+              <w:left w:type="dxa" w:w="120"/>
+              <w:bottom w:type="dxa" w:w="60"/>
+              <w:right w:type="dxa" w:w="120"/>
+            </w:tcMar>
+          </w:tcPr>
+          <w:p>
+            <w:pPr>
+              <w:spacing w:after="0" w:line="320"/>
+            </w:pPr>
+            <w:r>
+              <w:t xml:space="preserve"/>
+            </w:r>
+          </w:p>
+          <w:p>
+            <w:pPr>
+              <w:spacing w:after="0" w:line="320"/>
+            </w:pPr>
+            <w:r>
+              <w:t xml:space="preserve"/>
+            </w:r>
+          </w:p>
+          <w:p>
+            <w:pPr>
+              <w:spacing w:after="0" w:line="320"/>
+            </w:pPr>
+            <w:r>
+              <w:t xml:space="preserve"/>
+            </w:r>
+          </w:p>
+        </w:tc>
+      </w:tr>
+    </w:tbl>
+    <w:p>
+      <w:pPr>
+        <w:pStyle w:val="Heading2"/>
+        <w:spacing w:after="80" w:before="180"/>
+      </w:pPr>
+      <w:r>
+        <w:rPr>
+          <w:b/>
+          <w:bCs/>
+          <w:color w:val="12355B"/>
+          <w:sz w:val="24"/>
+          <w:szCs w:val="24"/>
+        </w:rPr>
+        <w:t xml:space="preserve">Build</w:t>
+      </w:r>
+      <w:r>
+        <w:rPr>
+          <w:i/>
+          <w:iCs/>
+          <w:color w:val="B97A12"/>
+          <w:sz w:val="19"/>
+          <w:szCs w:val="19"/>
+        </w:rPr>
+        <w:t xml:space="preserve">   Some language support</w:t>
+      </w:r>
+    </w:p>
+    <w:p>
+      <w:pPr>
+        <w:spacing w:after="60"/>
+      </w:pPr>
+      <w:r>
+        <w:rPr>
+          <w:color w:val="1A2733"/>
+          <w:sz w:val="21"/>
+          <w:szCs w:val="21"/>
+        </w:rPr>
+        <w:t xml:space="preserve">Write two connected sentences. Use because, so, or but.</w:t>
+      </w:r>
+      <w:r>
+        <w:rPr>
+          <w:i/>
+          <w:iCs/>
+          <w:color w:val="5F6F80"/>
+          <w:sz w:val="19"/>
+          <w:szCs w:val="19"/>
+        </w:rPr>
+        <w:br/>
+        <w:t xml:space="preserve">Escribe dos oraciones conectadas. Usa porque, entonces o pero.</w:t>
+      </w:r>
+    </w:p>
+    <w:p>
+      <w:pPr>
+        <w:spacing w:after="60"/>
+      </w:pPr>
+      <w:r>
+        <w:rPr>
+          <w:color w:val="1A2733"/>
+          <w:sz w:val="21"/>
+          <w:szCs w:val="21"/>
+        </w:rPr>
+        <w:t xml:space="preserve">My claim is ___.</w:t>
+      </w:r>
+      <w:r>
+        <w:rPr>
+          <w:i/>
+          <w:iCs/>
+          <w:color w:val="5F6F80"/>
+          <w:sz w:val="19"/>
+          <w:szCs w:val="19"/>
+        </w:rPr>
+        <w:br/>
+        <w:t xml:space="preserve">Mi afirmación es ___.</w:t>
+      </w:r>
+    </w:p>
+    <w:p>
+      <w:pPr>
+        <w:spacing w:after="60"/>
+      </w:pPr>
+      <w:r>
+        <w:rPr>
+          <w:color w:val="1A2733"/>
+          <w:sz w:val="21"/>
+          <w:szCs w:val="21"/>
+        </w:rPr>
+        <w:t xml:space="preserve">I know because ___.</w:t>
+      </w:r>
+      <w:r>
+        <w:rPr>
+          <w:i/>
+          <w:iCs/>
+          <w:color w:val="5F6F80"/>
+          <w:sz w:val="19"/>
+          <w:szCs w:val="19"/>
+        </w:rPr>
+        <w:br/>
+        <w:t xml:space="preserve">Lo sé porque ___.</w:t>
+      </w:r>
+    </w:p>
+    <w:p>
+      <w:pPr>
+        <w:spacing w:after="60"/>
+      </w:pPr>
+      <w:r>
+        <w:rPr>
+          <w:color w:val="1A2733"/>
+          <w:sz w:val="21"/>
+          <w:szCs w:val="21"/>
+        </w:rPr>
+        <w:t xml:space="preserve">So ___.</w:t>
+      </w:r>
+      <w:r>
+        <w:rPr>
+          <w:i/>
+          <w:iCs/>
+          <w:color w:val="5F6F80"/>
+          <w:sz w:val="19"/>
+          <w:szCs w:val="19"/>
+        </w:rPr>
+        <w:br/>
+        <w:t xml:space="preserve">Entonces ___.</w:t>
+      </w:r>
+    </w:p>
+    <w:tbl>
+      <w:tblPr>
+        <w:tblW w:type="pct" w:w="100%"/>
+        <w:tblBorders>
+          <w:top w:val="single" w:color="C7D2DD" w:sz="6"/>
+          <w:left w:val="single" w:color="C7D2DD" w:sz="6"/>
+          <w:bottom w:val="single" w:color="C7D2DD" w:sz="6"/>
+          <w:right w:val="single" w:color="C7D2DD" w:sz="6"/>
+          <w:insideH w:val="single" w:color="auto" w:sz="4"/>
+          <w:insideV w:val="single" w:color="auto" w:sz="4"/>
+        </w:tblBorders>
+      </w:tblPr>
+      <w:tblGrid>
+        <w:gridCol w:w="100"/>
+      </w:tblGrid>
+      <w:tr>
+        <w:tc>
+          <w:tcPr>
+            <w:shd w:fill="FBF3E2" w:color="auto" w:val="clear"/>
+            <w:tcMar>
+              <w:top w:type="dxa" w:w="60"/>
+              <w:left w:type="dxa" w:w="120"/>
+              <w:bottom w:type="dxa" w:w="60"/>
+              <w:right w:type="dxa" w:w="120"/>
+            </w:tcMar>
+          </w:tcPr>
+          <w:p>
+            <w:pPr>
+              <w:spacing w:after="0" w:line="320"/>
+            </w:pPr>
+            <w:r>
+              <w:t xml:space="preserve"/>
+            </w:r>
+          </w:p>
+          <w:p>
+            <w:pPr>
+              <w:spacing w:after="0" w:line="320"/>
+            </w:pPr>
+            <w:r>
+              <w:t xml:space="preserve"/>
+            </w:r>
+          </w:p>
+          <w:p>
+            <w:pPr>
+              <w:spacing w:after="0" w:line="320"/>
+            </w:pPr>
+            <w:r>
+              <w:t xml:space="preserve"/>
+            </w:r>
+          </w:p>
+        </w:tc>
+      </w:tr>
+    </w:tbl>
+    <w:p>
+      <w:pPr>
+        <w:pStyle w:val="Heading2"/>
+        <w:spacing w:after="80" w:before="180"/>
+      </w:pPr>
+      <w:r>
+        <w:rPr>
+          <w:b/>
+          <w:bCs/>
+          <w:color w:val="12355B"/>
+          <w:sz w:val="24"/>
+          <w:szCs w:val="24"/>
+        </w:rPr>
+        <w:t xml:space="preserve">Explain</w:t>
+      </w:r>
+      <w:r>
+        <w:rPr>
+          <w:i/>
+          <w:iCs/>
+          <w:color w:val="B97A12"/>
+          <w:sz w:val="19"/>
+          <w:szCs w:val="19"/>
+        </w:rPr>
+        <w:t xml:space="preserve">   Light language support</w:t>
+      </w:r>
+    </w:p>
+    <w:p>
+      <w:pPr>
+        <w:spacing w:after="60"/>
+      </w:pPr>
+      <w:r>
+        <w:rPr>
+          <w:color w:val="1A2733"/>
+          <w:sz w:val="21"/>
+          <w:szCs w:val="21"/>
+        </w:rPr>
+        <w:t xml:space="preserve">Write a claim, give math evidence, and explain your reasoning.</w:t>
+      </w:r>
+      <w:r>
+        <w:rPr>
+          <w:i/>
+          <w:iCs/>
+          <w:color w:val="5F6F80"/>
+          <w:sz w:val="19"/>
+          <w:szCs w:val="19"/>
+        </w:rPr>
+        <w:br/>
+        <w:t xml:space="preserve">Escribe una afirmación, da evidencia matemática y explica tu razonamiento.</w:t>
+      </w:r>
+    </w:p>
+    <w:p>
+      <w:pPr>
+        <w:spacing w:after="60"/>
+      </w:pPr>
+      <w:r>
+        <w:rPr>
+          <w:color w:val="1A2733"/>
+          <w:sz w:val="21"/>
+          <w:szCs w:val="21"/>
+        </w:rPr>
+        <w:t xml:space="preserve">My claim is ___.</w:t>
+      </w:r>
+      <w:r>
+        <w:rPr>
+          <w:i/>
+          <w:iCs/>
+          <w:color w:val="5F6F80"/>
+          <w:sz w:val="19"/>
+          <w:szCs w:val="19"/>
+        </w:rPr>
+        <w:br/>
+        <w:t xml:space="preserve">Mi afirmación es ___.</w:t>
+      </w:r>
+    </w:p>
+    <w:p>
+      <w:pPr>
+        <w:spacing w:after="60"/>
+      </w:pPr>
+      <w:r>
+        <w:rPr>
+          <w:color w:val="1A2733"/>
+          <w:sz w:val="21"/>
+          <w:szCs w:val="21"/>
+        </w:rPr>
+        <w:t xml:space="preserve">My math evidence is ___.</w:t>
+      </w:r>
+      <w:r>
+        <w:rPr>
+          <w:i/>
+          <w:iCs/>
+          <w:color w:val="5F6F80"/>
+          <w:sz w:val="19"/>
+          <w:szCs w:val="19"/>
+        </w:rPr>
+        <w:br/>
+        <w:t xml:space="preserve">Mi evidencia matemática es ___.</w:t>
+      </w:r>
+    </w:p>
+    <w:p>
+      <w:pPr>
+        <w:spacing w:after="60"/>
+      </w:pPr>
+      <w:r>
+        <w:rPr>
+          <w:color w:val="1A2733"/>
+          <w:sz w:val="21"/>
+          <w:szCs w:val="21"/>
+        </w:rPr>
+        <w:t xml:space="preserve">This proves ___ because ___.</w:t>
+      </w:r>
+      <w:r>
+        <w:rPr>
+          <w:i/>
+          <w:iCs/>
+          <w:color w:val="5F6F80"/>
+          <w:sz w:val="19"/>
+          <w:szCs w:val="19"/>
+        </w:rPr>
+        <w:br/>
+        <w:t xml:space="preserve">Esto demuestra ___ porque ___.</w:t>
+      </w:r>
+    </w:p>
+    <w:tbl>
+      <w:tblPr>
+        <w:tblW w:type="pct" w:w="100%"/>
+        <w:tblBorders>
+          <w:top w:val="single" w:color="C7D2DD" w:sz="6"/>
+          <w:left w:val="single" w:color="C7D2DD" w:sz="6"/>
+          <w:bottom w:val="single" w:color="C7D2DD" w:sz="6"/>
+          <w:right w:val="single" w:color="C7D2DD" w:sz="6"/>
+          <w:insideH w:val="single" w:color="auto" w:sz="4"/>
+          <w:insideV w:val="single" w:color="auto" w:sz="4"/>
+        </w:tblBorders>
+      </w:tblPr>
+      <w:tblGrid>
+        <w:gridCol w:w="100"/>
+      </w:tblGrid>
+      <w:tr>
+        <w:tc>
+          <w:tcPr>
+            <w:shd w:fill="FBF3E2" w:color="auto" w:val="clear"/>
+            <w:tcMar>
+              <w:top w:type="dxa" w:w="60"/>
+              <w:left w:type="dxa" w:w="120"/>
+              <w:bottom w:type="dxa" w:w="60"/>
+              <w:right w:type="dxa" w:w="120"/>
+            </w:tcMar>
+          </w:tcPr>
+          <w:p>
+            <w:pPr>
+              <w:spacing w:after="0" w:line="320"/>
+            </w:pPr>
+            <w:r>
+              <w:t xml:space="preserve"/>
+            </w:r>
+          </w:p>
+          <w:p>
+            <w:pPr>
+              <w:spacing w:after="0" w:line="320"/>
+            </w:pPr>
+            <w:r>
+              <w:t xml:space="preserve"/>
+            </w:r>
+          </w:p>
+          <w:p>
+            <w:pPr>
+              <w:spacing w:after="0" w:line="320"/>
+            </w:pPr>
+            <w:r>
+              <w:t xml:space="preserve"/>
+            </w:r>
+          </w:p>
+          <w:p>
+            <w:pPr>
+              <w:spacing w:after="0" w:line="320"/>
+            </w:pPr>
+            <w:r>
+              <w:t xml:space="preserve"/>
+            </w:r>
+          </w:p>
+          <w:p>
+            <w:pPr>
+              <w:spacing w:after="0" w:line="320"/>
+            </w:pPr>
+            <w:r>
+              <w:t xml:space="preserve"/>
+            </w:r>
+          </w:p>
+        </w:tc>
+      </w:tr>
+    </w:tbl>
+    <w:p>
+      <w:pPr>
+        <w:pStyle w:val="Heading2"/>
+        <w:spacing w:after="80" w:before="180"/>
+      </w:pPr>
+      <w:r>
+        <w:rPr>
+          <w:b/>
+          <w:bCs/>
+          <w:color w:val="12355B"/>
+          <w:sz w:val="24"/>
+          <w:szCs w:val="24"/>
+        </w:rPr>
+        <w:t xml:space="preserve">4. Check Your Explanation</w:t>
+      </w:r>
+      <w:r>
+        <w:rPr>
+          <w:i/>
+          <w:iCs/>
+          <w:color w:val="1FA6A2"/>
+          <w:sz w:val="19"/>
+          <w:szCs w:val="19"/>
+        </w:rPr>
+        <w:t xml:space="preserve">   five quick checks</w:t>
+      </w:r>
+    </w:p>
+    <w:p>
+      <w:pPr>
+        <w:spacing w:after="80"/>
+      </w:pPr>
+      <w:r>
+        <w:rPr>
+          <w:b/>
+          <w:bCs/>
+          <w:color w:val="1FA6A2"/>
+          <w:sz w:val="22"/>
+          <w:szCs w:val="22"/>
+        </w:rPr>
+        <w:t xml:space="preserve">☐  </w:t>
+      </w:r>
+      <w:r>
+        <w:rPr>
+          <w:sz w:val="20"/>
+          <w:szCs w:val="20"/>
+        </w:rPr>
+        <w:t xml:space="preserve">I answered the question.</w:t>
+      </w:r>
+      <w:r>
+        <w:rPr>
+          <w:i/>
+          <w:iCs/>
+          <w:color w:val="5F6F80"/>
+          <w:sz w:val="18"/>
+          <w:szCs w:val="18"/>
+        </w:rPr>
+        <w:br/>
+        <w:t xml:space="preserve">Respondí la pregunta.</w:t>
+      </w:r>
+    </w:p>
+    <w:p>
+      <w:pPr>
+        <w:spacing w:after="80"/>
+      </w:pPr>
+      <w:r>
+        <w:rPr>
+          <w:b/>
+          <w:bCs/>
+          <w:color w:val="1FA6A2"/>
+          <w:sz w:val="22"/>
+          <w:szCs w:val="22"/>
+        </w:rPr>
+        <w:t xml:space="preserve">☐  </w:t>
+      </w:r>
+      <w:r>
+        <w:rPr>
+          <w:sz w:val="20"/>
+          <w:szCs w:val="20"/>
+        </w:rPr>
+        <w:t xml:space="preserve">I used math evidence: numbers, an equation, a model, or a comparison.</w:t>
+      </w:r>
+      <w:r>
+        <w:rPr>
+          <w:i/>
+          <w:iCs/>
+          <w:color w:val="5F6F80"/>
+          <w:sz w:val="18"/>
+          <w:szCs w:val="18"/>
+        </w:rPr>
+        <w:br/>
+        <w:t xml:space="preserve">Usé evidencia matemática: números, una ecuación, un modelo o una comparación.</w:t>
+      </w:r>
+    </w:p>
+    <w:p>
+      <w:pPr>
+        <w:spacing w:after="80"/>
+      </w:pPr>
+      <w:r>
+        <w:rPr>
+          <w:b/>
+          <w:bCs/>
+          <w:color w:val="1FA6A2"/>
+          <w:sz w:val="22"/>
+          <w:szCs w:val="22"/>
+        </w:rPr>
+        <w:t xml:space="preserve">☐  </w:t>
+      </w:r>
+      <w:r>
+        <w:rPr>
+          <w:sz w:val="20"/>
+          <w:szCs w:val="20"/>
+        </w:rPr>
+        <w:t xml:space="preserve">I explained how the evidence proves my answer.</w:t>
+      </w:r>
+      <w:r>
+        <w:rPr>
+          <w:i/>
+          <w:iCs/>
+          <w:color w:val="5F6F80"/>
+          <w:sz w:val="18"/>
+          <w:szCs w:val="18"/>
+        </w:rPr>
+        <w:br/>
+        <w:t xml:space="preserve">Expliqué cómo la evidencia demuestra mi respuesta.</w:t>
+      </w:r>
+    </w:p>
+    <w:p>
+      <w:pPr>
+        <w:spacing w:after="80"/>
+      </w:pPr>
+      <w:r>
+        <w:rPr>
+          <w:b/>
+          <w:bCs/>
+          <w:color w:val="1FA6A2"/>
+          <w:sz w:val="22"/>
+          <w:szCs w:val="22"/>
+        </w:rPr>
+        <w:t xml:space="preserve">☐  </w:t>
+      </w:r>
+      <w:r>
+        <w:rPr>
+          <w:sz w:val="20"/>
+          <w:szCs w:val="20"/>
+        </w:rPr>
+        <w:t xml:space="preserve">I used at least two math words.</w:t>
+      </w:r>
+      <w:r>
+        <w:rPr>
+          <w:i/>
+          <w:iCs/>
+          <w:color w:val="5F6F80"/>
+          <w:sz w:val="18"/>
+          <w:szCs w:val="18"/>
+        </w:rPr>
+        <w:br/>
+        <w:t xml:space="preserve">Usé por lo menos dos palabras matemáticas.</w:t>
+      </w:r>
+    </w:p>
+    <w:p>
+      <w:pPr>
+        <w:spacing w:after="80"/>
+      </w:pPr>
+      <w:r>
+        <w:rPr>
+          <w:b/>
+          <w:bCs/>
+          <w:color w:val="1FA6A2"/>
+          <w:sz w:val="22"/>
+          <w:szCs w:val="22"/>
+        </w:rPr>
+        <w:t xml:space="preserve">☐  </w:t>
+      </w:r>
+      <w:r>
+        <w:rPr>
+          <w:sz w:val="20"/>
+          <w:szCs w:val="20"/>
+        </w:rPr>
+        <w:t xml:space="preserve">I reread complete sentences and punctuation.</w:t>
+      </w:r>
+      <w:r>
+        <w:rPr>
+          <w:i/>
+          <w:iCs/>
+          <w:color w:val="5F6F80"/>
+          <w:sz w:val="18"/>
+          <w:szCs w:val="18"/>
+        </w:rPr>
+        <w:br/>
+        <w:t xml:space="preserve">Volví a leer mis oraciones completas y la puntuación.</w:t>
+      </w:r>
+    </w:p>
+    <w:p>
+      <w:pPr>
+        <w:pStyle w:val="Heading1"/>
+        <w:pageBreakBefore/>
+        <w:pBdr>
+          <w:bottom w:val="single" w:color="1FA6A2" w:sz="14" w:space="6"/>
+        </w:pBdr>
+        <w:spacing w:after="140" w:before="0"/>
+      </w:pPr>
+      <w:r>
+        <w:rPr>
+          <w:b/>
+          <w:bCs/>
+          <w:color w:val="12355B"/>
+          <w:sz w:val="30"/>
+          <w:szCs w:val="30"/>
+        </w:rPr>
+        <w:t xml:space="preserve">Worked Example</w:t>
+      </w:r>
+    </w:p>
+    <w:p>
+      <w:pPr>
+        <w:pStyle w:val="Heading2"/>
+        <w:spacing w:after="80" w:before="180"/>
+      </w:pPr>
+      <w:r>
+        <w:rPr>
+          <w:b/>
+          <w:bCs/>
+          <w:color w:val="12355B"/>
+          <w:sz w:val="24"/>
+          <w:szCs w:val="24"/>
+        </w:rPr>
+        <w:t xml:space="preserve">Watch &amp; Read</w:t>
+      </w:r>
+      <w:r>
+        <w:rPr>
+          <w:i/>
+          <w:iCs/>
+          <w:color w:val="1FA6A2"/>
+          <w:sz w:val="19"/>
+          <w:szCs w:val="19"/>
+        </w:rPr>
+        <w:t xml:space="preserve">   I Do — follow along with your teacher</w:t>
+      </w:r>
+    </w:p>
+    <w:tbl>
+      <w:tblPr>
+        <w:tblW w:type="pct" w:w="100%"/>
+        <w:tblBorders>
+          <w:top w:val="single" w:color="1FA6A2" w:sz="8"/>
+          <w:left w:val="single" w:color="1FA6A2" w:sz="8"/>
+          <w:bottom w:val="single" w:color="1FA6A2" w:sz="8"/>
+          <w:right w:val="single" w:color="1FA6A2" w:sz="8"/>
+          <w:insideH w:val="single" w:color="auto" w:sz="4"/>
+          <w:insideV w:val="single" w:color="auto" w:sz="4"/>
+        </w:tblBorders>
+      </w:tblPr>
+      <w:tblGrid>
+        <w:gridCol w:w="100"/>
+      </w:tblGrid>
+      <w:tr>
+        <w:tc>
+          <w:tcPr>
+            <w:shd w:fill="E6F4F3" w:color="auto" w:val="clear"/>
+            <w:tcMar>
+              <w:top w:type="dxa" w:w="120"/>
+              <w:left w:type="dxa" w:w="180"/>
+              <w:bottom w:type="dxa" w:w="120"/>
+              <w:right w:type="dxa" w:w="180"/>
+            </w:tcMar>
+          </w:tcPr>
+          <w:p>
+            <w:pPr>
+              <w:spacing w:after="60"/>
+            </w:pPr>
+            <w:r>
+              <w:rPr>
+                <w:b/>
+                <w:bCs/>
+                <w:color w:val="12355B"/>
+                <w:sz w:val="22"/>
+                <w:szCs w:val="22"/>
+              </w:rPr>
+              <w:t xml:space="preserve">Game Day Stats</w:t>
+            </w:r>
+          </w:p>
+          <w:p>
+            <w:pPr>
+              <w:spacing w:after="0"/>
+            </w:pPr>
+            <w:r>
+              <w:rPr>
+                <w:sz w:val="21"/>
+                <w:szCs w:val="21"/>
+              </w:rPr>
+              <w:t xml:space="preserve">You're the stats analyst for the school basketball team. Coach needs a report on the team's scoring: in the last 7 games they scored 42, 38, 55, 41, 38, 44, and 40 points. Which average best represents the team's typical performance?</w:t>
+            </w:r>
+          </w:p>
+        </w:tc>
+      </w:tr>
+    </w:tbl>
+    <w:p>
+      <w:pPr>
+        <w:spacing w:after="80"/>
+      </w:pPr>
+      <w:r>
+        <w:t xml:space="preserve"/>
+      </w:r>
+    </w:p>
+    <w:p>
+      <w:pPr>
+        <w:spacing w:after="50" w:before="60"/>
+      </w:pPr>
+      <w:r>
+        <w:rPr>
+          <w:b/>
+          <w:bCs/>
+          <w:color w:val="12355B"/>
+          <w:sz w:val="21"/>
+          <w:szCs w:val="21"/>
+        </w:rPr>
+        <w:t xml:space="preserve">Think about:</w:t>
+      </w:r>
+    </w:p>
+    <w:p>
+      <w:pPr>
+        <w:spacing w:after="40"/>
+        <w:ind w:left="300"/>
+      </w:pPr>
+      <w:r>
+        <w:rPr>
+          <w:sz w:val="20"/>
+          <w:szCs w:val="20"/>
+        </w:rPr>
+        <w:t xml:space="preserve">•  What are the highest and lowest scores?</w:t>
+      </w:r>
+    </w:p>
+    <w:p>
+      <w:pPr>
+        <w:spacing w:after="40"/>
+        <w:ind w:left="300"/>
+      </w:pPr>
+      <w:r>
+        <w:rPr>
+          <w:sz w:val="20"/>
+          <w:szCs w:val="20"/>
+        </w:rPr>
+        <w:t xml:space="preserve">•  Do any scores repeat?</w:t>
+      </w:r>
+    </w:p>
+    <w:p>
+      <w:pPr>
+        <w:spacing w:after="40"/>
+        <w:ind w:left="300"/>
+      </w:pPr>
+      <w:r>
+        <w:rPr>
+          <w:sz w:val="20"/>
+          <w:szCs w:val="20"/>
+        </w:rPr>
+        <w:t xml:space="preserve">•  Which score seems like a typical game for this team?</w:t>
+      </w:r>
+    </w:p>
+    <w:p>
+      <w:pPr>
+        <w:spacing w:after="40"/>
+        <w:ind w:left="300"/>
+      </w:pPr>
+      <w:r>
+        <w:rPr>
+          <w:sz w:val="20"/>
+          <w:szCs w:val="20"/>
+        </w:rPr>
+        <w:t xml:space="preserve">•  Will the mean and median be the same number?</w:t>
+      </w:r>
+    </w:p>
+    <w:p>
+      <w:pPr>
+        <w:spacing w:after="40"/>
+        <w:ind w:left="300"/>
+      </w:pPr>
+      <w:r>
+        <w:rPr>
+          <w:sz w:val="20"/>
+          <w:szCs w:val="20"/>
+        </w:rPr>
+        <w:t xml:space="preserve">•  How does the 55-point game affect the average?</w:t>
+      </w:r>
+    </w:p>
+    <w:p>
+      <w:pPr>
+        <w:pStyle w:val="Heading2"/>
+        <w:spacing w:after="80" w:before="180"/>
+      </w:pPr>
+      <w:r>
+        <w:rPr>
+          <w:b/>
+          <w:bCs/>
+          <w:color w:val="12355B"/>
+          <w:sz w:val="24"/>
+          <w:szCs w:val="24"/>
+        </w:rPr>
+        <w:t xml:space="preserve">Solved Example</w:t>
+      </w:r>
+      <w:r>
+        <w:rPr>
+          <w:i/>
+          <w:iCs/>
+          <w:color w:val="1FA6A2"/>
+          <w:sz w:val="19"/>
+          <w:szCs w:val="19"/>
+        </w:rPr>
+        <w:t xml:space="preserve">   I Do — watch each step</w:t>
+      </w:r>
+    </w:p>
+    <w:p>
+      <w:pPr>
+        <w:keepNext/>
+        <w:spacing w:after="40"/>
+      </w:pPr>
+      <w:r>
+        <w:rPr>
+          <w:b/>
+          <w:bCs/>
+          <w:color w:val="12355B"/>
+          <w:sz w:val="21"/>
+          <w:szCs w:val="21"/>
+        </w:rPr>
+        <w:t xml:space="preserve">Problem:  </w:t>
+      </w:r>
+      <w:r>
+        <w:rPr>
+          <w:sz w:val="21"/>
+          <w:szCs w:val="21"/>
+        </w:rPr>
+        <w:t xml:space="preserve">Find the mean of: 10, 14, 8, 12, 16</w:t>
+      </w:r>
+    </w:p>
+    <w:p>
+      <w:pPr>
+        <w:spacing w:after="30"/>
+        <w:ind w:left="420"/>
+      </w:pPr>
+      <w:r>
+        <w:rPr>
+          <w:sz w:val="20"/>
+          <w:szCs w:val="20"/>
+        </w:rPr>
+        <w:t xml:space="preserve">A)  12</w:t>
+      </w:r>
+    </w:p>
+    <w:p>
+      <w:pPr>
+        <w:spacing w:after="30"/>
+        <w:ind w:left="420"/>
+      </w:pPr>
+      <w:r>
+        <w:rPr>
+          <w:sz w:val="20"/>
+          <w:szCs w:val="20"/>
+        </w:rPr>
+        <w:t xml:space="preserve">B)  14</w:t>
+      </w:r>
+    </w:p>
+    <w:p>
+      <w:pPr>
+        <w:spacing w:after="30"/>
+        <w:ind w:left="420"/>
+      </w:pPr>
+      <w:r>
+        <w:rPr>
+          <w:sz w:val="20"/>
+          <w:szCs w:val="20"/>
+        </w:rPr>
+        <w:t xml:space="preserve">C)  10</w:t>
+      </w:r>
+    </w:p>
+    <w:p>
+      <w:pPr>
+        <w:spacing w:after="30"/>
+        <w:ind w:left="420"/>
+      </w:pPr>
+      <w:r>
+        <w:rPr>
+          <w:sz w:val="20"/>
+          <w:szCs w:val="20"/>
+        </w:rPr>
+        <w:t xml:space="preserve">D)  60</w:t>
+      </w:r>
+    </w:p>
+    <w:p>
+      <w:pPr>
+        <w:spacing w:after="20" w:before="50"/>
+      </w:pPr>
+      <w:r>
+        <w:rPr>
+          <w:b/>
+          <w:bCs/>
+          <w:color w:val="1FA6A2"/>
+          <w:sz w:val="21"/>
+          <w:szCs w:val="21"/>
+        </w:rPr>
+        <w:t xml:space="preserve">Step 1:  </w:t>
+      </w:r>
+      <w:r>
+        <w:rPr>
+          <w:sz w:val="21"/>
+          <w:szCs w:val="21"/>
+        </w:rPr>
+        <w:t xml:space="preserve">Sum = 10 + 14 + 8 + 12 + 16 = 60.</w:t>
+      </w:r>
+    </w:p>
+    <w:p>
+      <w:pPr>
+        <w:spacing w:after="20" w:before="50"/>
+      </w:pPr>
+      <w:r>
+        <w:rPr>
+          <w:b/>
+          <w:bCs/>
+          <w:color w:val="1FA6A2"/>
+          <w:sz w:val="21"/>
+          <w:szCs w:val="21"/>
+        </w:rPr>
+        <w:t xml:space="preserve">Step 2:  </w:t>
+      </w:r>
+      <w:r>
+        <w:rPr>
+          <w:sz w:val="21"/>
+          <w:szCs w:val="21"/>
+        </w:rPr>
+        <w:t xml:space="preserve">Mean = 60 ÷ 5 = 12.</w:t>
+      </w:r>
+    </w:p>
+    <w:p>
+      <w:pPr>
+        <w:spacing w:after="40" w:before="60"/>
+      </w:pPr>
+      <w:r>
+        <w:rPr>
+          <w:b/>
+          <w:bCs/>
+          <w:color w:val="12355B"/>
+          <w:sz w:val="21"/>
+          <w:szCs w:val="21"/>
+        </w:rPr>
+        <w:t xml:space="preserve">Answer:  </w:t>
+      </w:r>
+      <w:r>
+        <w:rPr>
+          <w:b/>
+          <w:bCs/>
+          <w:sz w:val="21"/>
+          <w:szCs w:val="21"/>
+        </w:rPr>
+        <w:t xml:space="preserve">A. 12</w:t>
+      </w:r>
+    </w:p>
+    <w:p>
+      <w:pPr>
+        <w:pStyle w:val="Heading1"/>
+        <w:pageBreakBefore/>
+        <w:pBdr>
+          <w:bottom w:val="single" w:color="1FA6A2" w:sz="14" w:space="6"/>
+        </w:pBdr>
+        <w:spacing w:after="140" w:before="0"/>
+      </w:pPr>
+      <w:r>
+        <w:rPr>
+          <w:b/>
+          <w:bCs/>
+          <w:color w:val="12355B"/>
+          <w:sz w:val="30"/>
+          <w:szCs w:val="30"/>
+        </w:rPr>
+        <w:t xml:space="preserve">Guided Practice</w:t>
+      </w:r>
+    </w:p>
+    <w:p>
+      <w:pPr>
+        <w:pStyle w:val="Heading2"/>
+        <w:spacing w:after="80" w:before="180"/>
+      </w:pPr>
+      <w:r>
+        <w:rPr>
+          <w:b/>
+          <w:bCs/>
+          <w:color w:val="12355B"/>
+          <w:sz w:val="24"/>
+          <w:szCs w:val="24"/>
+        </w:rPr>
+        <w:t xml:space="preserve">Solve Together</w:t>
+      </w:r>
+      <w:r>
+        <w:rPr>
+          <w:i/>
+          <w:iCs/>
+          <w:color w:val="6B4FA0"/>
+          <w:sz w:val="19"/>
+          <w:szCs w:val="19"/>
+        </w:rPr>
+        <w:t xml:space="preserve">   We Do — work with your class</w:t>
+      </w:r>
+    </w:p>
+    <w:p>
+      <w:pPr>
+        <w:keepNext/>
+        <w:spacing w:after="40" w:before="40"/>
+      </w:pPr>
+      <w:r>
+        <w:rPr>
+          <w:b/>
+          <w:bCs/>
+          <w:color w:val="12355B"/>
+          <w:sz w:val="21"/>
+          <w:szCs w:val="21"/>
+        </w:rPr>
+        <w:t xml:space="preserve">Problem:  </w:t>
+      </w:r>
+      <w:r>
+        <w:rPr>
+          <w:sz w:val="21"/>
+          <w:szCs w:val="21"/>
+        </w:rPr>
+        <w:t xml:space="preserve">Find the median of: 3, 7, 2, 9, 5</w:t>
+      </w:r>
+    </w:p>
+    <w:p>
+      <w:pPr>
+        <w:spacing w:after="30"/>
+        <w:ind w:left="420"/>
+      </w:pPr>
+      <w:r>
+        <w:rPr>
+          <w:sz w:val="20"/>
+          <w:szCs w:val="20"/>
+        </w:rPr>
+        <w:t xml:space="preserve">A)  5</w:t>
+      </w:r>
+    </w:p>
+    <w:p>
+      <w:pPr>
+        <w:spacing w:after="30"/>
+        <w:ind w:left="420"/>
+      </w:pPr>
+      <w:r>
+        <w:rPr>
+          <w:sz w:val="20"/>
+          <w:szCs w:val="20"/>
+        </w:rPr>
+        <w:t xml:space="preserve">B)  3</w:t>
+      </w:r>
+    </w:p>
+    <w:p>
+      <w:pPr>
+        <w:spacing w:after="30"/>
+        <w:ind w:left="420"/>
+      </w:pPr>
+      <w:r>
+        <w:rPr>
+          <w:sz w:val="20"/>
+          <w:szCs w:val="20"/>
+        </w:rPr>
+        <w:t xml:space="preserve">C)  7</w:t>
+      </w:r>
+    </w:p>
+    <w:p>
+      <w:pPr>
+        <w:spacing w:after="30"/>
+        <w:ind w:left="420"/>
+      </w:pPr>
+      <w:r>
+        <w:rPr>
+          <w:sz w:val="20"/>
+          <w:szCs w:val="20"/>
+        </w:rPr>
+        <w:t xml:space="preserve">D)  5.2</w:t>
+      </w:r>
+    </w:p>
+    <w:p>
+      <w:pPr>
+        <w:keepNext/>
+        <w:spacing w:after="0" w:before="50"/>
+      </w:pPr>
+      <w:r>
+        <w:rPr>
+          <w:b/>
+          <w:bCs/>
+          <w:color w:val="6B4FA0"/>
+          <w:sz w:val="21"/>
+          <w:szCs w:val="21"/>
+        </w:rPr>
+        <w:t xml:space="preserve">Step 1:</w:t>
+      </w:r>
+    </w:p>
+    <w:p>
+      <w:pPr>
+        <w:pBdr>
+          <w:bottom w:val="single" w:color="AFBECC" w:sz="6"/>
+        </w:pBdr>
+        <w:spacing w:after="30" w:before="150"/>
+      </w:pPr>
+      <w:r>
+        <w:t xml:space="preserve"/>
+      </w:r>
+    </w:p>
+    <w:p>
+      <w:pPr>
+        <w:keepNext/>
+        <w:spacing w:after="0" w:before="50"/>
+      </w:pPr>
+      <w:r>
+        <w:rPr>
+          <w:b/>
+          <w:bCs/>
+          <w:color w:val="6B4FA0"/>
+          <w:sz w:val="21"/>
+          <w:szCs w:val="21"/>
+        </w:rPr>
+        <w:t xml:space="preserve">Step 2:</w:t>
+      </w:r>
+    </w:p>
+    <w:p>
+      <w:pPr>
+        <w:pBdr>
+          <w:bottom w:val="single" w:color="AFBECC" w:sz="6"/>
+        </w:pBdr>
+        <w:spacing w:after="30" w:before="150"/>
+      </w:pPr>
+      <w:r>
+        <w:t xml:space="preserve"/>
+      </w:r>
+    </w:p>
+    <w:p>
+      <w:pPr>
+        <w:keepNext/>
+        <w:spacing w:after="0" w:before="60"/>
+      </w:pPr>
+      <w:r>
+        <w:rPr>
+          <w:b/>
+          <w:bCs/>
+          <w:color w:val="12355B"/>
+          <w:sz w:val="21"/>
+          <w:szCs w:val="21"/>
+        </w:rPr>
+        <w:t xml:space="preserve">Answer:</w:t>
+      </w:r>
+    </w:p>
+    <w:p>
+      <w:pPr>
+        <w:pBdr>
+          <w:bottom w:val="single" w:color="AFBECC" w:sz="6"/>
+        </w:pBdr>
+        <w:spacing w:after="30" w:before="150"/>
+      </w:pPr>
+      <w:r>
+        <w:t xml:space="preserve"/>
+      </w:r>
+    </w:p>
+    <w:p>
+      <w:pPr>
+        <w:spacing w:after="80"/>
+      </w:pPr>
+      <w:r>
+        <w:t xml:space="preserve"/>
+      </w:r>
+    </w:p>
+    <w:tbl>
+      <w:tblPr>
+        <w:tblW w:type="pct" w:w="100%"/>
+        <w:tblBorders>
+          <w:top w:val="single" w:color="BBD0DE" w:sz="8"/>
+          <w:left w:val="single" w:color="BBD0DE" w:sz="8"/>
+          <w:bottom w:val="single" w:color="BBD0DE" w:sz="8"/>
+          <w:right w:val="single" w:color="BBD0DE" w:sz="8"/>
+          <w:insideH w:val="single" w:color="auto" w:sz="4"/>
+          <w:insideV w:val="single" w:color="auto" w:sz="4"/>
+        </w:tblBorders>
+      </w:tblPr>
+      <w:tblGrid>
+        <w:gridCol w:w="100"/>
+      </w:tblGrid>
+      <w:tr>
+        <w:tc>
+          <w:tcPr>
+            <w:shd w:fill="EEF4F8" w:color="auto" w:val="clear"/>
+            <w:tcMar>
+              <w:top w:type="dxa" w:w="120"/>
+              <w:left w:type="dxa" w:w="180"/>
+              <w:bottom w:type="dxa" w:w="120"/>
+              <w:right w:type="dxa" w:w="180"/>
+            </w:tcMar>
+          </w:tcPr>
+          <w:p>
+            <w:pPr>
               <w:spacing w:after="60"/>
             </w:pPr>
             <w:r>
@@ -3628,6 +4924,97 @@
           <w:szCs w:val="19"/>
         </w:rPr>
         <w:t xml:space="preserve">  — Ordered: 4, 7, 7, 10, 12. The middle (3rd) value is 7.</w:t>
+      </w:r>
+    </w:p>
+    <w:p>
+      <w:pPr>
+        <w:pStyle w:val="Heading2"/>
+        <w:spacing w:after="80" w:before="180"/>
+      </w:pPr>
+      <w:r>
+        <w:rPr>
+          <w:b/>
+          <w:bCs/>
+          <w:color w:val="12355B"/>
+          <w:sz w:val="24"/>
+          <w:szCs w:val="24"/>
+        </w:rPr>
+        <w:t xml:space="preserve">Math Writing Criteria</w:t>
+      </w:r>
+    </w:p>
+    <w:p>
+      <w:pPr>
+        <w:spacing w:after="100"/>
+      </w:pPr>
+      <w:r>
+        <w:rPr>
+          <w:i/>
+          <w:iCs/>
+          <w:color w:val="5F6F80"/>
+          <w:sz w:val="19"/>
+          <w:szCs w:val="19"/>
+        </w:rPr>
+        <w:t xml:space="preserve">The support level changes the amount of language scaffolding, not the mathematical expectation.</w:t>
+      </w:r>
+    </w:p>
+    <w:p>
+      <w:pPr>
+        <w:spacing w:after="80"/>
+      </w:pPr>
+      <w:r>
+        <w:rPr>
+          <w:sz w:val="20"/>
+          <w:szCs w:val="20"/>
+        </w:rPr>
+        <w:t xml:space="preserve">☐  I answered the question.</w:t>
+      </w:r>
+    </w:p>
+    <w:p>
+      <w:pPr>
+        <w:spacing w:after="80"/>
+      </w:pPr>
+      <w:r>
+        <w:rPr>
+          <w:sz w:val="20"/>
+          <w:szCs w:val="20"/>
+        </w:rPr>
+        <w:t xml:space="preserve">☐  I used math evidence: numbers, an equation, a model, or a comparison.</w:t>
+      </w:r>
+    </w:p>
+    <w:p>
+      <w:pPr>
+        <w:spacing w:after="80"/>
+      </w:pPr>
+      <w:r>
+        <w:rPr>
+          <w:sz w:val="20"/>
+          <w:szCs w:val="20"/>
+        </w:rPr>
+        <w:t xml:space="preserve">☐  I explained how the evidence proves my answer.</w:t>
+      </w:r>
+    </w:p>
+    <w:p>
+      <w:pPr>
+        <w:spacing w:after="80"/>
+      </w:pPr>
+      <w:r>
+        <w:rPr>
+          <w:sz w:val="20"/>
+          <w:szCs w:val="20"/>
+        </w:rPr>
+        <w:t xml:space="preserve">☐  I used at least two math words.</w:t>
+      </w:r>
+    </w:p>
+    <w:p>
+      <w:pPr>
+        <w:spacing w:after="80"/>
+      </w:pPr>
+      <w:r>
+        <w:rPr>
+          <w:sz w:val="20"/>
+          <w:szCs w:val="20"/>
+        </w:rPr>
+        <w:t xml:space="preserve">☐  I reread complete sentences and punctuation.</w:t>
       </w:r>
     </w:p>
     <w:sectPr>

--- a/lessons/8-2/downloads/8-2-notes-teacher.docx
+++ b/lessons/8-2/downloads/8-2-notes-teacher.docx
@@ -1447,7 +1447,7 @@
           <w:sz w:val="22"/>
           <w:szCs w:val="22"/>
         </w:rPr>
-        <w:t xml:space="preserve">__________  —  Use one inverse addition or subtraction operation to isolate the variable.</w:t>
+        <w:t xml:space="preserve">Undo an addition by ___ the same amount from both sides.</w:t>
       </w:r>
     </w:p>
     <w:p>

--- a/lessons/8-2/downloads/8-2-notes-teacher.docx
+++ b/lessons/8-2/downloads/8-2-notes-teacher.docx
@@ -219,10 +219,12 @@
     <w:p>
       <w:pPr>
         <w:pStyle w:val="Heading1"/>
+        <w:keepNext/>
+        <w:keepLines/>
         <w:pBdr>
           <w:bottom w:val="single" w:color="1FA6A2" w:sz="14" w:space="6"/>
         </w:pBdr>
-        <w:spacing w:after="140" w:before="260"/>
+        <w:spacing w:after="140" w:before="300"/>
       </w:pPr>
       <w:r>
         <w:rPr>
@@ -1331,10 +1333,12 @@
     <w:p>
       <w:pPr>
         <w:pStyle w:val="Heading1"/>
+        <w:keepNext/>
+        <w:keepLines/>
         <w:pBdr>
           <w:bottom w:val="single" w:color="1FA6A2" w:sz="14" w:space="6"/>
         </w:pBdr>
-        <w:spacing w:after="140" w:before="260"/>
+        <w:spacing w:after="140" w:before="300"/>
       </w:pPr>
       <w:r>
         <w:rPr>
@@ -1430,7 +1434,8 @@
     </w:p>
     <w:p>
       <w:pPr>
-        <w:spacing w:after="120" w:before="80"/>
+        <w:keepLines/>
+        <w:spacing w:after="260" w:before="200"/>
       </w:pPr>
       <w:r>
         <w:rPr>
@@ -1447,34 +1452,27 @@
           <w:sz w:val="22"/>
           <w:szCs w:val="22"/>
         </w:rPr>
-        <w:t xml:space="preserve">Undo an addition by ___ the same amount from both sides.</w:t>
-      </w:r>
-    </w:p>
-    <w:p>
-      <w:pPr>
-        <w:spacing w:after="120" w:before="80"/>
-      </w:pPr>
-      <w:r>
-        <w:rPr>
-          <w:b/>
-          <w:bCs/>
-          <w:color w:val="12355B"/>
+        <w:t xml:space="preserve">Undo an addition by </w:t>
+      </w:r>
+      <w:r>
+        <w:rPr>
           <w:sz w:val="22"/>
           <w:szCs w:val="22"/>
         </w:rPr>
-        <w:t xml:space="preserve">2.  </w:t>
+        <w:t xml:space="preserve">________________</w:t>
       </w:r>
       <w:r>
         <w:rPr>
           <w:sz w:val="22"/>
           <w:szCs w:val="22"/>
         </w:rPr>
-        <w:t xml:space="preserve">A math sentence with an equal sign showing two equal amounts is an ___.</w:t>
-      </w:r>
-    </w:p>
-    <w:p>
-      <w:pPr>
-        <w:spacing w:after="120" w:before="80"/>
+        <w:t xml:space="preserve"> the same amount from both sides.</w:t>
+      </w:r>
+    </w:p>
+    <w:p>
+      <w:pPr>
+        <w:keepLines/>
+        <w:spacing w:after="260" w:before="200"/>
       </w:pPr>
       <w:r>
         <w:rPr>
@@ -1484,41 +1482,34 @@
           <w:sz w:val="22"/>
           <w:szCs w:val="22"/>
         </w:rPr>
-        <w:t xml:space="preserve">3.  </w:t>
+        <w:t xml:space="preserve">2.  </w:t>
       </w:r>
       <w:r>
         <w:rPr>
           <w:sz w:val="22"/>
           <w:szCs w:val="22"/>
         </w:rPr>
-        <w:t xml:space="preserve">An operation that undoes another, like subtraction undoing addition, is an ___.</w:t>
-      </w:r>
-    </w:p>
-    <w:p>
-      <w:pPr>
-        <w:spacing w:after="120" w:before="80"/>
-      </w:pPr>
-      <w:r>
-        <w:rPr>
-          <w:b/>
-          <w:bCs/>
-          <w:color w:val="12355B"/>
+        <w:t xml:space="preserve">A math sentence with an equal sign showing two equal amounts is an </w:t>
+      </w:r>
+      <w:r>
+        <w:rPr>
           <w:sz w:val="22"/>
           <w:szCs w:val="22"/>
         </w:rPr>
-        <w:t xml:space="preserve">4.  </w:t>
+        <w:t xml:space="preserve">________________</w:t>
       </w:r>
       <w:r>
         <w:rPr>
           <w:sz w:val="22"/>
           <w:szCs w:val="22"/>
         </w:rPr>
-        <w:t xml:space="preserve">To get the variable alone on one side of the equation is to ___ it.</w:t>
-      </w:r>
-    </w:p>
-    <w:p>
-      <w:pPr>
-        <w:spacing w:after="120" w:before="80"/>
+        <w:t xml:space="preserve">.</w:t>
+      </w:r>
+    </w:p>
+    <w:p>
+      <w:pPr>
+        <w:keepLines/>
+        <w:spacing w:after="260" w:before="200"/>
       </w:pPr>
       <w:r>
         <w:rPr>
@@ -1528,41 +1519,34 @@
           <w:sz w:val="22"/>
           <w:szCs w:val="22"/>
         </w:rPr>
-        <w:t xml:space="preserve">5.  </w:t>
+        <w:t xml:space="preserve">3.  </w:t>
       </w:r>
       <w:r>
         <w:rPr>
           <w:sz w:val="22"/>
           <w:szCs w:val="22"/>
         </w:rPr>
-        <w:t xml:space="preserve">The value of the variable that makes the equation true is the ___.</w:t>
-      </w:r>
-    </w:p>
-    <w:p>
-      <w:pPr>
-        <w:spacing w:after="120" w:before="80"/>
-      </w:pPr>
-      <w:r>
-        <w:rPr>
-          <w:b/>
-          <w:bCs/>
-          <w:color w:val="12355B"/>
+        <w:t xml:space="preserve">An operation that undoes another, like subtraction undoing addition, is an </w:t>
+      </w:r>
+      <w:r>
+        <w:rPr>
           <w:sz w:val="22"/>
           <w:szCs w:val="22"/>
         </w:rPr>
-        <w:t xml:space="preserve">6.  </w:t>
+        <w:t xml:space="preserve">________________</w:t>
       </w:r>
       <w:r>
         <w:rPr>
           <w:sz w:val="22"/>
           <w:szCs w:val="22"/>
         </w:rPr>
-        <w:t xml:space="preserve">An equation solved in a single step is a ___.</w:t>
-      </w:r>
-    </w:p>
-    <w:p>
-      <w:pPr>
-        <w:spacing w:after="120" w:before="80"/>
+        <w:t xml:space="preserve">.</w:t>
+      </w:r>
+    </w:p>
+    <w:p>
+      <w:pPr>
+        <w:keepLines/>
+        <w:spacing w:after="260" w:before="200"/>
       </w:pPr>
       <w:r>
         <w:rPr>
@@ -1572,24 +1556,150 @@
           <w:sz w:val="22"/>
           <w:szCs w:val="22"/>
         </w:rPr>
-        <w:t xml:space="preserve">7.  </w:t>
+        <w:t xml:space="preserve">4.  </w:t>
       </w:r>
       <w:r>
         <w:rPr>
           <w:sz w:val="22"/>
           <w:szCs w:val="22"/>
         </w:rPr>
-        <w:t xml:space="preserve">Doing the same thing to both sides to keep them equal keeps the equation in ___.</w:t>
+        <w:t xml:space="preserve">To get the variable alone on one side of the equation is to </w:t>
+      </w:r>
+      <w:r>
+        <w:rPr>
+          <w:sz w:val="22"/>
+          <w:szCs w:val="22"/>
+        </w:rPr>
+        <w:t xml:space="preserve">________________</w:t>
+      </w:r>
+      <w:r>
+        <w:rPr>
+          <w:sz w:val="22"/>
+          <w:szCs w:val="22"/>
+        </w:rPr>
+        <w:t xml:space="preserve"> it.</w:t>
+      </w:r>
+    </w:p>
+    <w:p>
+      <w:pPr>
+        <w:keepLines/>
+        <w:spacing w:after="260" w:before="200"/>
+      </w:pPr>
+      <w:r>
+        <w:rPr>
+          <w:b/>
+          <w:bCs/>
+          <w:color w:val="12355B"/>
+          <w:sz w:val="22"/>
+          <w:szCs w:val="22"/>
+        </w:rPr>
+        <w:t xml:space="preserve">5.  </w:t>
+      </w:r>
+      <w:r>
+        <w:rPr>
+          <w:sz w:val="22"/>
+          <w:szCs w:val="22"/>
+        </w:rPr>
+        <w:t xml:space="preserve">The value of the variable that makes the equation true is the </w:t>
+      </w:r>
+      <w:r>
+        <w:rPr>
+          <w:sz w:val="22"/>
+          <w:szCs w:val="22"/>
+        </w:rPr>
+        <w:t xml:space="preserve">________________</w:t>
+      </w:r>
+      <w:r>
+        <w:rPr>
+          <w:sz w:val="22"/>
+          <w:szCs w:val="22"/>
+        </w:rPr>
+        <w:t xml:space="preserve">.</w:t>
+      </w:r>
+    </w:p>
+    <w:p>
+      <w:pPr>
+        <w:keepLines/>
+        <w:spacing w:after="260" w:before="200"/>
+      </w:pPr>
+      <w:r>
+        <w:rPr>
+          <w:b/>
+          <w:bCs/>
+          <w:color w:val="12355B"/>
+          <w:sz w:val="22"/>
+          <w:szCs w:val="22"/>
+        </w:rPr>
+        <w:t xml:space="preserve">6.  </w:t>
+      </w:r>
+      <w:r>
+        <w:rPr>
+          <w:sz w:val="22"/>
+          <w:szCs w:val="22"/>
+        </w:rPr>
+        <w:t xml:space="preserve">An equation solved in a single step is a </w:t>
+      </w:r>
+      <w:r>
+        <w:rPr>
+          <w:sz w:val="22"/>
+          <w:szCs w:val="22"/>
+        </w:rPr>
+        <w:t xml:space="preserve">________________</w:t>
+      </w:r>
+      <w:r>
+        <w:rPr>
+          <w:sz w:val="22"/>
+          <w:szCs w:val="22"/>
+        </w:rPr>
+        <w:t xml:space="preserve">.</w:t>
+      </w:r>
+    </w:p>
+    <w:p>
+      <w:pPr>
+        <w:keepLines/>
+        <w:spacing w:after="260" w:before="200"/>
+      </w:pPr>
+      <w:r>
+        <w:rPr>
+          <w:b/>
+          <w:bCs/>
+          <w:color w:val="12355B"/>
+          <w:sz w:val="22"/>
+          <w:szCs w:val="22"/>
+        </w:rPr>
+        <w:t xml:space="preserve">7.  </w:t>
+      </w:r>
+      <w:r>
+        <w:rPr>
+          <w:sz w:val="22"/>
+          <w:szCs w:val="22"/>
+        </w:rPr>
+        <w:t xml:space="preserve">Doing the same thing to both sides to keep them equal keeps the equation in </w:t>
+      </w:r>
+      <w:r>
+        <w:rPr>
+          <w:sz w:val="22"/>
+          <w:szCs w:val="22"/>
+        </w:rPr>
+        <w:t xml:space="preserve">________________</w:t>
+      </w:r>
+      <w:r>
+        <w:rPr>
+          <w:sz w:val="22"/>
+          <w:szCs w:val="22"/>
+        </w:rPr>
+        <w:t xml:space="preserve">.</w:t>
       </w:r>
     </w:p>
     <w:p>
       <w:pPr>
         <w:pStyle w:val="Heading1"/>
-        <w:pageBreakBefore/>
+        <w:keepNext/>
+        <w:keepLines/>
         <w:pBdr>
           <w:bottom w:val="single" w:color="1FA6A2" w:sz="14" w:space="6"/>
         </w:pBdr>
-        <w:spacing w:after="140" w:before="0"/>
+        <w:spacing w:after="140" w:before="300"/>
       </w:pPr>
       <w:r>
         <w:rPr>
@@ -2870,11 +2980,12 @@
     <w:p>
       <w:pPr>
         <w:pStyle w:val="Heading1"/>
-        <w:pageBreakBefore/>
+        <w:keepNext/>
+        <w:keepLines/>
         <w:pBdr>
           <w:bottom w:val="single" w:color="1FA6A2" w:sz="14" w:space="6"/>
         </w:pBdr>
-        <w:spacing w:after="140" w:before="0"/>
+        <w:spacing w:after="140" w:before="300"/>
       </w:pPr>
       <w:r>
         <w:rPr>
@@ -3229,11 +3340,12 @@
     <w:p>
       <w:pPr>
         <w:pStyle w:val="Heading1"/>
-        <w:pageBreakBefore/>
+        <w:keepNext/>
+        <w:keepLines/>
         <w:pBdr>
           <w:bottom w:val="single" w:color="1FA6A2" w:sz="14" w:space="6"/>
         </w:pBdr>
-        <w:spacing w:after="140" w:before="0"/>
+        <w:spacing w:after="140" w:before="300"/>
       </w:pPr>
       <w:r>
         <w:rPr>
@@ -3954,11 +4066,12 @@
     <w:p>
       <w:pPr>
         <w:pStyle w:val="Heading1"/>
-        <w:pageBreakBefore/>
+        <w:keepNext/>
+        <w:keepLines/>
         <w:pBdr>
           <w:bottom w:val="single" w:color="1FA6A2" w:sz="14" w:space="6"/>
         </w:pBdr>
-        <w:spacing w:after="140" w:before="0"/>
+        <w:spacing w:after="140" w:before="300"/>
       </w:pPr>
       <w:r>
         <w:rPr>
@@ -4457,11 +4570,12 @@
     <w:p>
       <w:pPr>
         <w:pStyle w:val="Heading1"/>
-        <w:pageBreakBefore/>
+        <w:keepNext/>
+        <w:keepLines/>
         <w:pBdr>
           <w:bottom w:val="single" w:color="1FA6A2" w:sz="14" w:space="6"/>
         </w:pBdr>
-        <w:spacing w:after="140" w:before="0"/>
+        <w:spacing w:after="140" w:before="300"/>
       </w:pPr>
       <w:r>
         <w:rPr>
@@ -4574,6 +4688,8 @@
     <w:p>
       <w:pPr>
         <w:pStyle w:val="Heading1"/>
+        <w:keepNext/>
+        <w:keepLines/>
         <w:pageBreakBefore/>
         <w:pBdr>
           <w:bottom w:val="single" w:color="1FA6A2" w:sz="14" w:space="6"/>

--- a/lessons/8-2/downloads/8-2-notes-teacher.docx
+++ b/lessons/8-2/downloads/8-2-notes-teacher.docx
@@ -1712,47 +1712,6 @@
         <w:t xml:space="preserve">Write About the Math</w:t>
       </w:r>
     </w:p>
-    <w:p>
-      <w:pPr>
-        <w:spacing w:after="100"/>
-      </w:pPr>
-      <w:r>
-        <w:rPr>
-          <w:i/>
-          <w:iCs/>
-          <w:color w:val="5F6F80"/>
-          <w:sz w:val="19"/>
-          <w:szCs w:val="19"/>
-        </w:rPr>
-        <w:t xml:space="preserve">Use the support level you need. Every level answers the same math question.</w:t>
-      </w:r>
-    </w:p>
-    <w:p>
-      <w:pPr>
-        <w:pStyle w:val="Heading2"/>
-        <w:spacing w:after="80" w:before="180"/>
-      </w:pPr>
-      <w:r>
-        <w:rPr>
-          <w:b/>
-          <w:bCs/>
-          <w:color w:val="12355B"/>
-          <w:sz w:val="24"/>
-          <w:szCs w:val="24"/>
-        </w:rPr>
-        <w:t xml:space="preserve">1. Understand the Question</w:t>
-      </w:r>
-      <w:r>
-        <w:rPr>
-          <w:i/>
-          <w:iCs/>
-          <w:color w:val="B97A12"/>
-          <w:sz w:val="19"/>
-          <w:szCs w:val="19"/>
-        </w:rPr>
-        <w:t xml:space="preserve">   explain</w:t>
-      </w:r>
-    </w:p>
     <w:tbl>
       <w:tblPr>
         <w:tblW w:type="pct" w:w="100%"/>
@@ -1791,344 +1750,6 @@
               </w:rPr>
               <w:t xml:space="preserve">How far has the hiker walked? How did you use inverse operations?</w:t>
             </w:r>
-          </w:p>
-          <w:p>
-            <w:pPr>
-              <w:spacing w:after="0"/>
-            </w:pPr>
-            <w:r>
-              <w:rPr>
-                <w:b/>
-                <w:bCs/>
-                <w:color w:val="12355B"/>
-                <w:sz w:val="20"/>
-                <w:szCs w:val="20"/>
-              </w:rPr>
-              <w:t xml:space="preserve">Your job:  </w:t>
-            </w:r>
-            <w:r>
-              <w:rPr>
-                <w:sz w:val="20"/>
-                <w:szCs w:val="20"/>
-              </w:rPr>
-              <w:t xml:space="preserve">Answer the question. Use math evidence. Explain how the evidence proves your answer.</w:t>
-            </w:r>
-            <w:r>
-              <w:rPr>
-                <w:i/>
-                <w:iCs/>
-                <w:color w:val="5F6F80"/>
-                <w:sz w:val="18"/>
-                <w:szCs w:val="18"/>
-              </w:rPr>
-              <w:br/>
-              <w:t xml:space="preserve">Responde la pregunta. Usa evidencia matemática. Explica cómo la evidencia demuestra tu respuesta.</w:t>
-            </w:r>
-          </w:p>
-        </w:tc>
-      </w:tr>
-    </w:tbl>
-    <w:p>
-      <w:pPr>
-        <w:pStyle w:val="Heading2"/>
-        <w:spacing w:after="80" w:before="180"/>
-      </w:pPr>
-      <w:r>
-        <w:rPr>
-          <w:b/>
-          <w:bCs/>
-          <w:color w:val="12355B"/>
-          <w:sz w:val="24"/>
-          <w:szCs w:val="24"/>
-        </w:rPr>
-        <w:t xml:space="preserve">2. Plan Your Math Words</w:t>
-      </w:r>
-      <w:r>
-        <w:rPr>
-          <w:i/>
-          <w:iCs/>
-          <w:color w:val="1FA6A2"/>
-          <w:sz w:val="19"/>
-          <w:szCs w:val="19"/>
-        </w:rPr>
-        <w:t xml:space="preserve">   check at least two</w:t>
-      </w:r>
-    </w:p>
-    <w:p>
-      <w:pPr>
-        <w:spacing w:after="60"/>
-      </w:pPr>
-      <w:r>
-        <w:rPr>
-          <w:b/>
-          <w:bCs/>
-          <w:color w:val="1FA6A2"/>
-          <w:sz w:val="22"/>
-          <w:szCs w:val="22"/>
-        </w:rPr>
-        <w:t xml:space="preserve">☐  </w:t>
-      </w:r>
-      <w:r>
-        <w:rPr>
-          <w:b/>
-          <w:bCs/>
-          <w:color w:val="12355B"/>
-          <w:sz w:val="20"/>
-          <w:szCs w:val="20"/>
-        </w:rPr>
-        <w:t xml:space="preserve">Solve One-Step Addition and Subtraction Equations — </w:t>
-      </w:r>
-      <w:r>
-        <w:rPr>
-          <w:sz w:val="20"/>
-          <w:szCs w:val="20"/>
-        </w:rPr>
-        <w:t xml:space="preserve">Use one inverse addition or subtraction operation to isolate the variable.</w:t>
-      </w:r>
-      <w:r>
-        <w:rPr>
-          <w:i/>
-          <w:iCs/>
-          <w:color w:val="5F6F80"/>
-          <w:sz w:val="18"/>
-          <w:szCs w:val="18"/>
-        </w:rPr>
-        <w:br/>
-        <w:t xml:space="preserve">Resolver ecuaciones de suma y resta de un paso — Usar una operación inversa de suma o resta para aislar la variable.</w:t>
-      </w:r>
-    </w:p>
-    <w:p>
-      <w:pPr>
-        <w:spacing w:after="60"/>
-      </w:pPr>
-      <w:r>
-        <w:rPr>
-          <w:b/>
-          <w:bCs/>
-          <w:color w:val="1FA6A2"/>
-          <w:sz w:val="22"/>
-          <w:szCs w:val="22"/>
-        </w:rPr>
-        <w:t xml:space="preserve">☐  </w:t>
-      </w:r>
-      <w:r>
-        <w:rPr>
-          <w:b/>
-          <w:bCs/>
-          <w:color w:val="12355B"/>
-          <w:sz w:val="20"/>
-          <w:szCs w:val="20"/>
-        </w:rPr>
-        <w:t xml:space="preserve">Equation — </w:t>
-      </w:r>
-      <w:r>
-        <w:rPr>
-          <w:sz w:val="20"/>
-          <w:szCs w:val="20"/>
-        </w:rPr>
-        <w:t xml:space="preserve">A math sentence with an equal sign showing both sides are the same.</w:t>
-      </w:r>
-      <w:r>
-        <w:rPr>
-          <w:i/>
-          <w:iCs/>
-          <w:color w:val="5F6F80"/>
-          <w:sz w:val="18"/>
-          <w:szCs w:val="18"/>
-        </w:rPr>
-        <w:br/>
-        <w:t xml:space="preserve">Ecuación — Una oración matemática con un signo igual que muestra que ambos lados son iguales.</w:t>
-      </w:r>
-    </w:p>
-    <w:p>
-      <w:pPr>
-        <w:spacing w:after="60"/>
-      </w:pPr>
-      <w:r>
-        <w:rPr>
-          <w:b/>
-          <w:bCs/>
-          <w:color w:val="1FA6A2"/>
-          <w:sz w:val="22"/>
-          <w:szCs w:val="22"/>
-        </w:rPr>
-        <w:t xml:space="preserve">☐  </w:t>
-      </w:r>
-      <w:r>
-        <w:rPr>
-          <w:b/>
-          <w:bCs/>
-          <w:color w:val="12355B"/>
-          <w:sz w:val="20"/>
-          <w:szCs w:val="20"/>
-        </w:rPr>
-        <w:t xml:space="preserve">Inverse operation — </w:t>
-      </w:r>
-      <w:r>
-        <w:rPr>
-          <w:sz w:val="20"/>
-          <w:szCs w:val="20"/>
-        </w:rPr>
-        <w:t xml:space="preserve">Two math actions that undo each other, like × and ÷.</w:t>
-      </w:r>
-      <w:r>
-        <w:rPr>
-          <w:i/>
-          <w:iCs/>
-          <w:color w:val="5F6F80"/>
-          <w:sz w:val="18"/>
-          <w:szCs w:val="18"/>
-        </w:rPr>
-        <w:br/>
-        <w:t xml:space="preserve">Operación inversa — Dos operaciones que se deshacen entre sí, como × y ÷.</w:t>
-      </w:r>
-    </w:p>
-    <w:p>
-      <w:pPr>
-        <w:spacing w:after="60"/>
-      </w:pPr>
-      <w:r>
-        <w:rPr>
-          <w:b/>
-          <w:bCs/>
-          <w:color w:val="1FA6A2"/>
-          <w:sz w:val="22"/>
-          <w:szCs w:val="22"/>
-        </w:rPr>
-        <w:t xml:space="preserve">☐  </w:t>
-      </w:r>
-      <w:r>
-        <w:rPr>
-          <w:b/>
-          <w:bCs/>
-          <w:color w:val="12355B"/>
-          <w:sz w:val="20"/>
-          <w:szCs w:val="20"/>
-        </w:rPr>
-        <w:t xml:space="preserve">Isolate — </w:t>
-      </w:r>
-      <w:r>
-        <w:rPr>
-          <w:sz w:val="20"/>
-          <w:szCs w:val="20"/>
-        </w:rPr>
-        <w:t xml:space="preserve">To get the letter by itself on one side.</w:t>
-      </w:r>
-      <w:r>
-        <w:rPr>
-          <w:i/>
-          <w:iCs/>
-          <w:color w:val="5F6F80"/>
-          <w:sz w:val="18"/>
-          <w:szCs w:val="18"/>
-        </w:rPr>
-        <w:br/>
-        <w:t xml:space="preserve">Despejar — Dejar la letra sola en un lado.</w:t>
-      </w:r>
-    </w:p>
-    <w:p>
-      <w:pPr>
-        <w:spacing w:after="60"/>
-      </w:pPr>
-      <w:r>
-        <w:rPr>
-          <w:b/>
-          <w:bCs/>
-          <w:color w:val="1FA6A2"/>
-          <w:sz w:val="22"/>
-          <w:szCs w:val="22"/>
-        </w:rPr>
-        <w:t xml:space="preserve">☐  </w:t>
-      </w:r>
-      <w:r>
-        <w:rPr>
-          <w:b/>
-          <w:bCs/>
-          <w:color w:val="12355B"/>
-          <w:sz w:val="20"/>
-          <w:szCs w:val="20"/>
-        </w:rPr>
-        <w:t xml:space="preserve">Solution — </w:t>
-      </w:r>
-      <w:r>
-        <w:rPr>
-          <w:sz w:val="20"/>
-          <w:szCs w:val="20"/>
-        </w:rPr>
-        <w:t xml:space="preserve">A number that makes the equation or inequality true.</w:t>
-      </w:r>
-      <w:r>
-        <w:rPr>
-          <w:i/>
-          <w:iCs/>
-          <w:color w:val="5F6F80"/>
-          <w:sz w:val="18"/>
-          <w:szCs w:val="18"/>
-        </w:rPr>
-        <w:br/>
-        <w:t xml:space="preserve">Solución — Un número que hace verdadera la ecuación o desigualdad.</w:t>
-      </w:r>
-    </w:p>
-    <w:tbl>
-      <w:tblPr>
-        <w:tblW w:type="pct" w:w="100%"/>
-        <w:tblBorders>
-          <w:top w:val="single" w:color="1FA6A2" w:sz="8"/>
-          <w:left w:val="single" w:color="1FA6A2" w:sz="8"/>
-          <w:bottom w:val="single" w:color="1FA6A2" w:sz="8"/>
-          <w:right w:val="single" w:color="1FA6A2" w:sz="8"/>
-          <w:insideH w:val="single" w:color="auto" w:sz="4"/>
-          <w:insideV w:val="single" w:color="auto" w:sz="4"/>
-        </w:tblBorders>
-      </w:tblPr>
-      <w:tblGrid>
-        <w:gridCol w:w="100"/>
-      </w:tblGrid>
-      <w:tr>
-        <w:tc>
-          <w:tcPr>
-            <w:shd w:fill="F7FFFD" w:color="auto" w:val="clear"/>
-            <w:tcMar>
-              <w:top w:type="dxa" w:w="120"/>
-              <w:left w:type="dxa" w:w="180"/>
-              <w:bottom w:type="dxa" w:w="120"/>
-              <w:right w:type="dxa" w:w="180"/>
-            </w:tcMar>
-          </w:tcPr>
-          <w:p>
-            <w:pPr>
-              <w:spacing w:after="50"/>
-            </w:pPr>
-            <w:r>
-              <w:rPr>
-                <w:b/>
-                <w:bCs/>
-                <w:color w:val="1FA6A2"/>
-                <w:sz w:val="20"/>
-                <w:szCs w:val="20"/>
-              </w:rPr>
-              <w:t xml:space="preserve">Say it first:  </w:t>
-            </w:r>
-            <w:r>
-              <w:rPr>
-                <w:sz w:val="20"/>
-                <w:szCs w:val="20"/>
-              </w:rPr>
-              <w:t xml:space="preserve">Say your idea to a partner or quietly to yourself before you write.</w:t>
-            </w:r>
-          </w:p>
-          <w:p>
-            <w:pPr>
-              <w:spacing w:after="60"/>
-            </w:pPr>
-            <w:r>
-              <w:rPr>
-                <w:color w:val="1A2733"/>
-                <w:sz w:val="21"/>
-                <w:szCs w:val="21"/>
-              </w:rPr>
-              <w:t xml:space="preserve">The hiker walked ___ miles because d + 4.5 = 12 means d = 12 − ___ = ___.</w:t>
-            </w:r>
             <w:r>
               <w:rPr>
                 <w:i/>
@@ -2138,7 +1759,7 @@
                 <w:szCs w:val="19"/>
               </w:rPr>
               <w:br/>
-              <w:t xml:space="preserve">Di tu respuesta primero: Mi respuesta es ___ porque ___.</w:t>
+              <w:t xml:space="preserve">¿Qué distancia ha caminado la excursionista? ¿Cómo usaste las operaciones inversas?</w:t>
             </w:r>
           </w:p>
         </w:tc>
@@ -2146,28 +1767,192 @@
     </w:tbl>
     <w:p>
       <w:pPr>
-        <w:pStyle w:val="Heading2"/>
-        <w:spacing w:after="80" w:before="180"/>
-      </w:pPr>
-      <w:r>
-        <w:rPr>
-          <w:b/>
-          <w:bCs/>
-          <w:color w:val="12355B"/>
-          <w:sz w:val="24"/>
-          <w:szCs w:val="24"/>
-        </w:rPr>
-        <w:t xml:space="preserve">3. Build Your Explanation</w:t>
-      </w:r>
+        <w:spacing w:after="100"/>
+      </w:pPr>
       <w:r>
         <w:rPr>
           <w:i/>
           <w:iCs/>
-          <w:color w:val="B97A12"/>
+          <w:color w:val="5F6F80"/>
           <w:sz w:val="19"/>
           <w:szCs w:val="19"/>
         </w:rPr>
-        <w:t xml:space="preserve">   choose your support</w:t>
+        <w:t xml:space="preserve">Say your answer to a partner first. Then write it, using at least two of these words:</w:t>
+      </w:r>
+    </w:p>
+    <w:p>
+      <w:pPr>
+        <w:spacing w:after="40"/>
+      </w:pPr>
+      <w:r>
+        <w:rPr>
+          <w:b/>
+          <w:bCs/>
+          <w:color w:val="1FA6A2"/>
+          <w:sz w:val="22"/>
+          <w:szCs w:val="22"/>
+        </w:rPr>
+        <w:t xml:space="preserve">☐  </w:t>
+      </w:r>
+      <w:r>
+        <w:rPr>
+          <w:b/>
+          <w:bCs/>
+          <w:color w:val="12355B"/>
+          <w:sz w:val="20"/>
+          <w:szCs w:val="20"/>
+        </w:rPr>
+        <w:t xml:space="preserve">Equation</w:t>
+      </w:r>
+      <w:r>
+        <w:rPr>
+          <w:i/>
+          <w:iCs/>
+          <w:color w:val="5F6F80"/>
+          <w:sz w:val="18"/>
+          <w:szCs w:val="18"/>
+        </w:rPr>
+        <w:t xml:space="preserve">  ·  Ecuación</w:t>
+      </w:r>
+    </w:p>
+    <w:p>
+      <w:pPr>
+        <w:spacing w:after="40"/>
+      </w:pPr>
+      <w:r>
+        <w:rPr>
+          <w:b/>
+          <w:bCs/>
+          <w:color w:val="1FA6A2"/>
+          <w:sz w:val="22"/>
+          <w:szCs w:val="22"/>
+        </w:rPr>
+        <w:t xml:space="preserve">☐  </w:t>
+      </w:r>
+      <w:r>
+        <w:rPr>
+          <w:b/>
+          <w:bCs/>
+          <w:color w:val="12355B"/>
+          <w:sz w:val="20"/>
+          <w:szCs w:val="20"/>
+        </w:rPr>
+        <w:t xml:space="preserve">Inverse operation</w:t>
+      </w:r>
+      <w:r>
+        <w:rPr>
+          <w:i/>
+          <w:iCs/>
+          <w:color w:val="5F6F80"/>
+          <w:sz w:val="18"/>
+          <w:szCs w:val="18"/>
+        </w:rPr>
+        <w:t xml:space="preserve">  ·  Operación inversa</w:t>
+      </w:r>
+    </w:p>
+    <w:p>
+      <w:pPr>
+        <w:spacing w:after="40"/>
+      </w:pPr>
+      <w:r>
+        <w:rPr>
+          <w:b/>
+          <w:bCs/>
+          <w:color w:val="1FA6A2"/>
+          <w:sz w:val="22"/>
+          <w:szCs w:val="22"/>
+        </w:rPr>
+        <w:t xml:space="preserve">☐  </w:t>
+      </w:r>
+      <w:r>
+        <w:rPr>
+          <w:b/>
+          <w:bCs/>
+          <w:color w:val="12355B"/>
+          <w:sz w:val="20"/>
+          <w:szCs w:val="20"/>
+        </w:rPr>
+        <w:t xml:space="preserve">Isolate</w:t>
+      </w:r>
+      <w:r>
+        <w:rPr>
+          <w:i/>
+          <w:iCs/>
+          <w:color w:val="5F6F80"/>
+          <w:sz w:val="18"/>
+          <w:szCs w:val="18"/>
+        </w:rPr>
+        <w:t xml:space="preserve">  ·  Despejar</w:t>
+      </w:r>
+    </w:p>
+    <w:p>
+      <w:pPr>
+        <w:spacing w:after="40"/>
+      </w:pPr>
+      <w:r>
+        <w:rPr>
+          <w:b/>
+          <w:bCs/>
+          <w:color w:val="1FA6A2"/>
+          <w:sz w:val="22"/>
+          <w:szCs w:val="22"/>
+        </w:rPr>
+        <w:t xml:space="preserve">☐  </w:t>
+      </w:r>
+      <w:r>
+        <w:rPr>
+          <w:b/>
+          <w:bCs/>
+          <w:color w:val="12355B"/>
+          <w:sz w:val="20"/>
+          <w:szCs w:val="20"/>
+        </w:rPr>
+        <w:t xml:space="preserve">Solution</w:t>
+      </w:r>
+      <w:r>
+        <w:rPr>
+          <w:i/>
+          <w:iCs/>
+          <w:color w:val="5F6F80"/>
+          <w:sz w:val="18"/>
+          <w:szCs w:val="18"/>
+        </w:rPr>
+        <w:t xml:space="preserve">  ·  Solución</w:t>
+      </w:r>
+    </w:p>
+    <w:p>
+      <w:pPr>
+        <w:spacing w:after="40"/>
+      </w:pPr>
+      <w:r>
+        <w:rPr>
+          <w:b/>
+          <w:bCs/>
+          <w:color w:val="1FA6A2"/>
+          <w:sz w:val="22"/>
+          <w:szCs w:val="22"/>
+        </w:rPr>
+        <w:t xml:space="preserve">☐  </w:t>
+      </w:r>
+      <w:r>
+        <w:rPr>
+          <w:b/>
+          <w:bCs/>
+          <w:color w:val="12355B"/>
+          <w:sz w:val="20"/>
+          <w:szCs w:val="20"/>
+        </w:rPr>
+        <w:t xml:space="preserve">One-step equation</w:t>
+      </w:r>
+      <w:r>
+        <w:rPr>
+          <w:i/>
+          <w:iCs/>
+          <w:color w:val="5F6F80"/>
+          <w:sz w:val="18"/>
+          <w:szCs w:val="18"/>
+        </w:rPr>
+        <w:t xml:space="preserve">  ·  Ecuación de un paso</w:t>
       </w:r>
     </w:p>
     <w:tbl>
@@ -2198,21 +1983,6 @@
           </w:tcPr>
           <w:p>
             <w:pPr>
-              <w:spacing w:after="50"/>
-            </w:pPr>
-            <w:r>
-              <w:rPr>
-                <w:i/>
-                <w:iCs/>
-                <w:color w:val="5F6F80"/>
-                <w:sz w:val="19"/>
-                <w:szCs w:val="19"/>
-              </w:rPr>
-              <w:t xml:space="preserve">This model shows the parts of an explanation. It does not answer your writing question.</w:t>
-            </w:r>
-          </w:p>
-          <w:p>
-            <w:pPr>
               <w:spacing w:after="80"/>
             </w:pPr>
             <w:r>
@@ -2223,58 +1993,14 @@
                 <w:sz w:val="19"/>
                 <w:szCs w:val="19"/>
               </w:rPr>
-              <w:t xml:space="preserve">Claim:  </w:t>
+              <w:t xml:space="preserve">Model:  </w:t>
             </w:r>
             <w:r>
               <w:rPr>
                 <w:sz w:val="19"/>
                 <w:szCs w:val="19"/>
               </w:rPr>
-              <w:t xml:space="preserve">I can undo the addition to get the variable by itself.</w:t>
-            </w:r>
-          </w:p>
-          <w:p>
-            <w:pPr>
-              <w:spacing w:after="80"/>
-            </w:pPr>
-            <w:r>
-              <w:rPr>
-                <w:b/>
-                <w:bCs/>
-                <w:color w:val="12355B"/>
-                <w:sz w:val="19"/>
-                <w:szCs w:val="19"/>
-              </w:rPr>
-              <w:t xml:space="preserve">Evidence:  </w:t>
-            </w:r>
-            <w:r>
-              <w:rPr>
-                <w:sz w:val="19"/>
-                <w:szCs w:val="19"/>
-              </w:rPr>
-              <w:t xml:space="preserve">Students recognize 23 is added to n and that subtracting 23 (the inverse operation) from both sides will isolate n.</w:t>
-            </w:r>
-          </w:p>
-          <w:p>
-            <w:pPr>
-              <w:spacing w:after="80"/>
-            </w:pPr>
-            <w:r>
-              <w:rPr>
-                <w:b/>
-                <w:bCs/>
-                <w:color w:val="12355B"/>
-                <w:sz w:val="19"/>
-                <w:szCs w:val="19"/>
-              </w:rPr>
-              <w:t xml:space="preserve">Reasoning:  </w:t>
-            </w:r>
-            <w:r>
-              <w:rPr>
-                <w:sz w:val="19"/>
-                <w:szCs w:val="19"/>
-              </w:rPr>
-              <w:t xml:space="preserve">This evidence connects the definition of equation to the mathematical claim.</w:t>
+              <w:t xml:space="preserve">I can undo the addition to get the variable by itself. — Students recognize 23 is added to n and that subtracting 23 (the inverse operation) from both sides will isolate n.</w:t>
             </w:r>
           </w:p>
         </w:tc>
@@ -2353,7 +2079,7 @@
           <w:sz w:val="21"/>
           <w:szCs w:val="21"/>
         </w:rPr>
-        <w:t xml:space="preserve">My answer is ___.</w:t>
+        <w:t xml:space="preserve">My answer is ___ because ___.</w:t>
       </w:r>
       <w:r>
         <w:rPr>
@@ -2364,7 +2090,7 @@
           <w:szCs w:val="19"/>
         </w:rPr>
         <w:br/>
-        <w:t xml:space="preserve">Mi respuesta es ___.</w:t>
+        <w:t xml:space="preserve">Mi respuesta es ___ porque ___.</w:t>
       </w:r>
     </w:p>
     <w:tbl>
@@ -2504,7 +2230,7 @@
           <w:sz w:val="21"/>
           <w:szCs w:val="21"/>
         </w:rPr>
-        <w:t xml:space="preserve">I know because ___.</w:t>
+        <w:t xml:space="preserve">My evidence is ___, so ___.</w:t>
       </w:r>
       <w:r>
         <w:rPr>
@@ -2515,31 +2241,7 @@
           <w:szCs w:val="19"/>
         </w:rPr>
         <w:br/>
-        <w:t xml:space="preserve">Lo sé porque ___.</w:t>
-      </w:r>
-    </w:p>
-    <w:p>
-      <w:pPr>
-        <w:spacing w:after="60"/>
-      </w:pPr>
-      <w:r>
-        <w:rPr>
-          <w:color w:val="1A2733"/>
-          <w:sz w:val="21"/>
-          <w:szCs w:val="21"/>
-        </w:rPr>
-        <w:t xml:space="preserve">So ___.</w:t>
-      </w:r>
-      <w:r>
-        <w:rPr>
-          <w:i/>
-          <w:iCs/>
-          <w:color w:val="5F6F80"/>
-          <w:sz w:val="19"/>
-          <w:szCs w:val="19"/>
-        </w:rPr>
-        <w:br/>
-        <w:t xml:space="preserve">Entonces ___.</w:t>
+        <w:t xml:space="preserve">Mi evidencia es ___, entonces ___.</w:t>
       </w:r>
     </w:p>
     <w:tbl>
@@ -2645,78 +2347,6 @@
         <w:t xml:space="preserve">Escribe una afirmación, da evidencia matemática y explica tu razonamiento.</w:t>
       </w:r>
     </w:p>
-    <w:p>
-      <w:pPr>
-        <w:spacing w:after="60"/>
-      </w:pPr>
-      <w:r>
-        <w:rPr>
-          <w:color w:val="1A2733"/>
-          <w:sz w:val="21"/>
-          <w:szCs w:val="21"/>
-        </w:rPr>
-        <w:t xml:space="preserve">My claim is ___.</w:t>
-      </w:r>
-      <w:r>
-        <w:rPr>
-          <w:i/>
-          <w:iCs/>
-          <w:color w:val="5F6F80"/>
-          <w:sz w:val="19"/>
-          <w:szCs w:val="19"/>
-        </w:rPr>
-        <w:br/>
-        <w:t xml:space="preserve">Mi afirmación es ___.</w:t>
-      </w:r>
-    </w:p>
-    <w:p>
-      <w:pPr>
-        <w:spacing w:after="60"/>
-      </w:pPr>
-      <w:r>
-        <w:rPr>
-          <w:color w:val="1A2733"/>
-          <w:sz w:val="21"/>
-          <w:szCs w:val="21"/>
-        </w:rPr>
-        <w:t xml:space="preserve">My math evidence is ___.</w:t>
-      </w:r>
-      <w:r>
-        <w:rPr>
-          <w:i/>
-          <w:iCs/>
-          <w:color w:val="5F6F80"/>
-          <w:sz w:val="19"/>
-          <w:szCs w:val="19"/>
-        </w:rPr>
-        <w:br/>
-        <w:t xml:space="preserve">Mi evidencia matemática es ___.</w:t>
-      </w:r>
-    </w:p>
-    <w:p>
-      <w:pPr>
-        <w:spacing w:after="60"/>
-      </w:pPr>
-      <w:r>
-        <w:rPr>
-          <w:color w:val="1A2733"/>
-          <w:sz w:val="21"/>
-          <w:szCs w:val="21"/>
-        </w:rPr>
-        <w:t xml:space="preserve">This proves ___ because ___.</w:t>
-      </w:r>
-      <w:r>
-        <w:rPr>
-          <w:i/>
-          <w:iCs/>
-          <w:color w:val="5F6F80"/>
-          <w:sz w:val="19"/>
-          <w:szCs w:val="19"/>
-        </w:rPr>
-        <w:br/>
-        <w:t xml:space="preserve">Esto demuestra ___ porque ___.</w:t>
-      </w:r>
-    </w:p>
     <w:tbl>
       <w:tblPr>
         <w:tblW w:type="pct" w:w="100%"/>
@@ -2799,7 +2429,7 @@
           <w:sz w:val="24"/>
           <w:szCs w:val="24"/>
         </w:rPr>
-        <w:t xml:space="preserve">4. Check Your Explanation</w:t>
+        <w:t xml:space="preserve">Check Your Explanation</w:t>
       </w:r>
       <w:r>
         <w:rPr>
@@ -2809,7 +2439,7 @@
           <w:sz w:val="19"/>
           <w:szCs w:val="19"/>
         </w:rPr>
-        <w:t xml:space="preserve">   five quick checks</w:t>
+        <w:t xml:space="preserve">   three quick checks</w:t>
       </w:r>
     </w:p>
     <w:p>
@@ -2833,17 +2463,6 @@
         </w:rPr>
         <w:t xml:space="preserve">I answered the question.</w:t>
       </w:r>
-      <w:r>
-        <w:rPr>
-          <w:i/>
-          <w:iCs/>
-          <w:color w:val="5F6F80"/>
-          <w:sz w:val="18"/>
-          <w:szCs w:val="18"/>
-        </w:rPr>
-        <w:br/>
-        <w:t xml:space="preserve">Respondí la pregunta.</w:t>
-      </w:r>
     </w:p>
     <w:p>
       <w:pPr>
@@ -2864,18 +2483,7 @@
           <w:sz w:val="20"/>
           <w:szCs w:val="20"/>
         </w:rPr>
-        <w:t xml:space="preserve">I used math evidence: numbers, an equation, a model, or a comparison.</w:t>
-      </w:r>
-      <w:r>
-        <w:rPr>
-          <w:i/>
-          <w:iCs/>
-          <w:color w:val="5F6F80"/>
-          <w:sz w:val="18"/>
-          <w:szCs w:val="18"/>
-        </w:rPr>
-        <w:br/>
-        <w:t xml:space="preserve">Usé evidencia matemática: números, una ecuación, un modelo o una comparación.</w:t>
+        <w:t xml:space="preserve">I used math evidence: numbers, an equation, or a model.</w:t>
       </w:r>
     </w:p>
     <w:p>
@@ -2897,84 +2505,7 @@
           <w:sz w:val="20"/>
           <w:szCs w:val="20"/>
         </w:rPr>
-        <w:t xml:space="preserve">I explained how the evidence proves my answer.</w:t>
-      </w:r>
-      <w:r>
-        <w:rPr>
-          <w:i/>
-          <w:iCs/>
-          <w:color w:val="5F6F80"/>
-          <w:sz w:val="18"/>
-          <w:szCs w:val="18"/>
-        </w:rPr>
-        <w:br/>
-        <w:t xml:space="preserve">Expliqué cómo la evidencia demuestra mi respuesta.</w:t>
-      </w:r>
-    </w:p>
-    <w:p>
-      <w:pPr>
-        <w:spacing w:after="80"/>
-      </w:pPr>
-      <w:r>
-        <w:rPr>
-          <w:b/>
-          <w:bCs/>
-          <w:color w:val="1FA6A2"/>
-          <w:sz w:val="22"/>
-          <w:szCs w:val="22"/>
-        </w:rPr>
-        <w:t xml:space="preserve">☐  </w:t>
-      </w:r>
-      <w:r>
-        <w:rPr>
-          <w:sz w:val="20"/>
-          <w:szCs w:val="20"/>
-        </w:rPr>
         <w:t xml:space="preserve">I used at least two math words.</w:t>
-      </w:r>
-      <w:r>
-        <w:rPr>
-          <w:i/>
-          <w:iCs/>
-          <w:color w:val="5F6F80"/>
-          <w:sz w:val="18"/>
-          <w:szCs w:val="18"/>
-        </w:rPr>
-        <w:br/>
-        <w:t xml:space="preserve">Usé por lo menos dos palabras matemáticas.</w:t>
-      </w:r>
-    </w:p>
-    <w:p>
-      <w:pPr>
-        <w:spacing w:after="80"/>
-      </w:pPr>
-      <w:r>
-        <w:rPr>
-          <w:b/>
-          <w:bCs/>
-          <w:color w:val="1FA6A2"/>
-          <w:sz w:val="22"/>
-          <w:szCs w:val="22"/>
-        </w:rPr>
-        <w:t xml:space="preserve">☐  </w:t>
-      </w:r>
-      <w:r>
-        <w:rPr>
-          <w:sz w:val="20"/>
-          <w:szCs w:val="20"/>
-        </w:rPr>
-        <w:t xml:space="preserve">I reread complete sentences and punctuation.</w:t>
-      </w:r>
-      <w:r>
-        <w:rPr>
-          <w:i/>
-          <w:iCs/>
-          <w:color w:val="5F6F80"/>
-          <w:sz w:val="18"/>
-          <w:szCs w:val="18"/>
-        </w:rPr>
-        <w:br/>
-        <w:t xml:space="preserve">Volví a leer mis oraciones completas y la puntuación.</w:t>
       </w:r>
     </w:p>
     <w:p>
@@ -5187,7 +4718,7 @@
           <w:sz w:val="20"/>
           <w:szCs w:val="20"/>
         </w:rPr>
-        <w:t xml:space="preserve">☐  I answered the question.</w:t>
+        <w:t xml:space="preserve">☐  The answer to the math question is correct.</w:t>
       </w:r>
     </w:p>
     <w:p>
@@ -5199,7 +4730,7 @@
           <w:sz w:val="20"/>
           <w:szCs w:val="20"/>
         </w:rPr>
-        <w:t xml:space="preserve">☐  I used math evidence: numbers, an equation, a model, or a comparison.</w:t>
+        <w:t xml:space="preserve">☐  The evidence is real lesson mathematics (numbers, equation, or model), not restated claim.</w:t>
       </w:r>
     </w:p>
     <w:p>
@@ -5211,31 +4742,7 @@
           <w:sz w:val="20"/>
           <w:szCs w:val="20"/>
         </w:rPr>
-        <w:t xml:space="preserve">☐  I explained how the evidence proves my answer.</w:t>
-      </w:r>
-    </w:p>
-    <w:p>
-      <w:pPr>
-        <w:spacing w:after="80"/>
-      </w:pPr>
-      <w:r>
-        <w:rPr>
-          <w:sz w:val="20"/>
-          <w:szCs w:val="20"/>
-        </w:rPr>
-        <w:t xml:space="preserve">☐  I used at least two math words.</w:t>
-      </w:r>
-    </w:p>
-    <w:p>
-      <w:pPr>
-        <w:spacing w:after="80"/>
-      </w:pPr>
-      <w:r>
-        <w:rPr>
-          <w:sz w:val="20"/>
-          <w:szCs w:val="20"/>
-        </w:rPr>
-        <w:t xml:space="preserve">☐  I reread complete sentences and punctuation.</w:t>
+        <w:t xml:space="preserve">☐  The support level changed the language scaffolding, never the mathematical expectation.</w:t>
       </w:r>
     </w:p>
     <w:sectPr>
